--- a/theUltimateReactCourse2024.docx
+++ b/theUltimateReactCourse2024.docx
@@ -108,24 +108,19 @@
     </w:p>
     <w:p>
       <w:pPr>
-        <w:rPr>
-          <w:sz w:val="24"/>
-          <w:szCs w:val="24"/>
-        </w:rPr>
+        <w:pStyle w:val="Heading1"/>
       </w:pPr>
       <w:proofErr w:type="spellStart"/>
       <w:r>
         <w:rPr>
-          <w:sz w:val="24"/>
-          <w:szCs w:val="24"/>
+          <w:highlight w:val="yellow"/>
         </w:rPr>
         <w:t>Javascript</w:t>
       </w:r>
       <w:proofErr w:type="spellEnd"/>
       <w:r>
         <w:rPr>
-          <w:sz w:val="24"/>
-          <w:szCs w:val="24"/>
+          <w:highlight w:val="yellow"/>
         </w:rPr>
         <w:t xml:space="preserve"> Review</w:t>
       </w:r>
@@ -3185,20 +3180,1982 @@
       </w:r>
       <w:proofErr w:type="gramEnd"/>
     </w:p>
-    <w:p>
-      <w:pPr>
-        <w:pStyle w:val="ListParagraph"/>
-      </w:pPr>
-    </w:p>
-    <w:p>
-      <w:pPr>
-        <w:pStyle w:val="ListParagraph"/>
+    <w:p/>
+    <w:p/>
+    <w:p>
+      <w:pPr>
+        <w:pStyle w:val="ListParagraph"/>
+      </w:pPr>
+    </w:p>
+    <w:p>
+      <w:pPr>
+        <w:pStyle w:val="Heading1"/>
       </w:pPr>
       <w:r>
         <w:rPr>
           <w:highlight w:val="yellow"/>
         </w:rPr>
+        <w:lastRenderedPageBreak/>
         <w:t>FIRST REACT PROJECT (BASIC)</w:t>
+      </w:r>
+    </w:p>
+    <w:p>
+      <w:pPr>
+        <w:pStyle w:val="ListParagraph"/>
+        <w:numPr>
+          <w:ilvl w:val="0"/>
+          <w:numId w:val="1"/>
+        </w:numPr>
+      </w:pPr>
+      <w:r>
+        <w:t xml:space="preserve">React uses </w:t>
+      </w:r>
+      <w:proofErr w:type="gramStart"/>
+      <w:r>
+        <w:t>top down</w:t>
+      </w:r>
+      <w:proofErr w:type="gramEnd"/>
+      <w:r>
+        <w:t xml:space="preserve"> approach.</w:t>
+      </w:r>
+    </w:p>
+    <w:p>
+      <w:pPr>
+        <w:pStyle w:val="ListParagraph"/>
+        <w:numPr>
+          <w:ilvl w:val="0"/>
+          <w:numId w:val="1"/>
+        </w:numPr>
+      </w:pPr>
+      <w:proofErr w:type="gramStart"/>
+      <w:r>
+        <w:t>JSX(</w:t>
+      </w:r>
+      <w:proofErr w:type="spellStart"/>
+      <w:proofErr w:type="gramEnd"/>
+      <w:r>
+        <w:t>javascript</w:t>
+      </w:r>
+      <w:proofErr w:type="spellEnd"/>
+      <w:r>
+        <w:t xml:space="preserve"> XML)</w:t>
+      </w:r>
+    </w:p>
+    <w:p>
+      <w:pPr>
+        <w:pStyle w:val="ListParagraph"/>
+        <w:numPr>
+          <w:ilvl w:val="0"/>
+          <w:numId w:val="1"/>
+        </w:numPr>
+      </w:pPr>
+      <w:r>
+        <w:t>Made a</w:t>
+      </w:r>
+      <w:r>
+        <w:t xml:space="preserve"> project</w:t>
+      </w:r>
+      <w:r>
+        <w:t xml:space="preserve"> </w:t>
+      </w:r>
+      <w:hyperlink r:id="rId5" w:history="1">
+        <w:r>
+          <w:rPr>
+            <w:rStyle w:val="Hyperlink"/>
+          </w:rPr>
+          <w:t>https://github.com/codehacker247/pizzaMenu.git</w:t>
+        </w:r>
+      </w:hyperlink>
+    </w:p>
+    <w:p>
+      <w:pPr>
+        <w:pStyle w:val="ListParagraph"/>
+        <w:numPr>
+          <w:ilvl w:val="0"/>
+          <w:numId w:val="1"/>
+        </w:numPr>
+      </w:pPr>
+      <w:r>
+        <w:rPr>
+          <w:color w:val="000000" w:themeColor="text1"/>
+        </w:rPr>
+        <w:t xml:space="preserve">Rendering is only done for </w:t>
+      </w:r>
+      <w:r>
+        <w:rPr>
+          <w:color w:val="000000" w:themeColor="text1"/>
+        </w:rPr>
+        <w:t xml:space="preserve">elements other </w:t>
+      </w:r>
+      <w:proofErr w:type="spellStart"/>
+      <w:r>
+        <w:rPr>
+          <w:color w:val="000000" w:themeColor="text1"/>
+        </w:rPr>
+        <w:t>then</w:t>
+      </w:r>
+      <w:proofErr w:type="spellEnd"/>
+      <w:r>
+        <w:rPr>
+          <w:color w:val="000000" w:themeColor="text1"/>
+        </w:rPr>
+        <w:t xml:space="preserve"> truth or false values.</w:t>
+      </w:r>
+    </w:p>
+    <w:p>
+      <w:pPr>
+        <w:pStyle w:val="ListParagraph"/>
+        <w:numPr>
+          <w:ilvl w:val="0"/>
+          <w:numId w:val="1"/>
+        </w:numPr>
+      </w:pPr>
+      <w:r>
+        <w:rPr>
+          <w:color w:val="000000" w:themeColor="text1"/>
+        </w:rPr>
+        <w:t xml:space="preserve">Conditional rendering </w:t>
+      </w:r>
+      <w:proofErr w:type="gramStart"/>
+      <w:r>
+        <w:rPr>
+          <w:color w:val="000000" w:themeColor="text1"/>
+        </w:rPr>
+        <w:t>using ?</w:t>
+      </w:r>
+      <w:proofErr w:type="gramEnd"/>
+      <w:r>
+        <w:rPr>
+          <w:color w:val="000000" w:themeColor="text1"/>
+        </w:rPr>
+        <w:t xml:space="preserve"> (ternary operator)</w:t>
+      </w:r>
+    </w:p>
+    <w:p>
+      <w:pPr>
+        <w:pStyle w:val="ListParagraph"/>
+        <w:shd w:val="clear" w:color="auto" w:fill="1F1F1F"/>
+        <w:spacing w:after="0" w:line="285" w:lineRule="atLeast"/>
+        <w:rPr>
+          <w:rFonts w:ascii="Consolas" w:eastAsia="Times New Roman" w:hAnsi="Consolas" w:cs="Times New Roman"/>
+          <w:color w:val="CCCCCC"/>
+          <w:kern w:val="0"/>
+          <w:sz w:val="21"/>
+          <w:szCs w:val="21"/>
+          <w14:ligatures w14:val="none"/>
+        </w:rPr>
+      </w:pPr>
+      <w:r>
+        <w:rPr>
+          <w:rFonts w:ascii="Consolas" w:eastAsia="Times New Roman" w:hAnsi="Consolas" w:cs="Times New Roman"/>
+          <w:color w:val="569CD6"/>
+          <w:kern w:val="0"/>
+          <w:sz w:val="21"/>
+          <w:szCs w:val="21"/>
+          <w14:ligatures w14:val="none"/>
+        </w:rPr>
+        <w:t>{</w:t>
+      </w:r>
+      <w:proofErr w:type="spellStart"/>
+      <w:r>
+        <w:rPr>
+          <w:rFonts w:ascii="Consolas" w:eastAsia="Times New Roman" w:hAnsi="Consolas" w:cs="Times New Roman"/>
+          <w:color w:val="4FC1FF"/>
+          <w:kern w:val="0"/>
+          <w:sz w:val="21"/>
+          <w:szCs w:val="21"/>
+          <w14:ligatures w14:val="none"/>
+        </w:rPr>
+        <w:t>numPizzas</w:t>
+      </w:r>
+      <w:proofErr w:type="spellEnd"/>
+      <w:r>
+        <w:rPr>
+          <w:rFonts w:ascii="Consolas" w:eastAsia="Times New Roman" w:hAnsi="Consolas" w:cs="Times New Roman"/>
+          <w:color w:val="D4D4D4"/>
+          <w:kern w:val="0"/>
+          <w:sz w:val="21"/>
+          <w:szCs w:val="21"/>
+          <w14:ligatures w14:val="none"/>
+        </w:rPr>
+        <w:t xml:space="preserve"> &gt; </w:t>
+      </w:r>
+      <w:proofErr w:type="gramStart"/>
+      <w:r>
+        <w:rPr>
+          <w:rFonts w:ascii="Consolas" w:eastAsia="Times New Roman" w:hAnsi="Consolas" w:cs="Times New Roman"/>
+          <w:color w:val="B5CEA8"/>
+          <w:kern w:val="0"/>
+          <w:sz w:val="21"/>
+          <w:szCs w:val="21"/>
+          <w14:ligatures w14:val="none"/>
+        </w:rPr>
+        <w:t>0</w:t>
+      </w:r>
+      <w:r>
+        <w:rPr>
+          <w:rFonts w:ascii="Consolas" w:eastAsia="Times New Roman" w:hAnsi="Consolas" w:cs="Times New Roman"/>
+          <w:color w:val="D4D4D4"/>
+          <w:kern w:val="0"/>
+          <w:sz w:val="21"/>
+          <w:szCs w:val="21"/>
+          <w14:ligatures w14:val="none"/>
+        </w:rPr>
+        <w:t xml:space="preserve"> ?</w:t>
+      </w:r>
+      <w:proofErr w:type="gramEnd"/>
+      <w:r>
+        <w:rPr>
+          <w:rFonts w:ascii="Consolas" w:eastAsia="Times New Roman" w:hAnsi="Consolas" w:cs="Times New Roman"/>
+          <w:color w:val="D4D4D4"/>
+          <w:kern w:val="0"/>
+          <w:sz w:val="21"/>
+          <w:szCs w:val="21"/>
+          <w14:ligatures w14:val="none"/>
+        </w:rPr>
+        <w:t xml:space="preserve"> (</w:t>
+      </w:r>
+    </w:p>
+    <w:p>
+      <w:pPr>
+        <w:pStyle w:val="ListParagraph"/>
+        <w:shd w:val="clear" w:color="auto" w:fill="1F1F1F"/>
+        <w:spacing w:after="0" w:line="285" w:lineRule="atLeast"/>
+        <w:rPr>
+          <w:rFonts w:ascii="Consolas" w:eastAsia="Times New Roman" w:hAnsi="Consolas" w:cs="Times New Roman"/>
+          <w:color w:val="CCCCCC"/>
+          <w:kern w:val="0"/>
+          <w:sz w:val="21"/>
+          <w:szCs w:val="21"/>
+          <w14:ligatures w14:val="none"/>
+        </w:rPr>
+      </w:pPr>
+      <w:r>
+        <w:rPr>
+          <w:rFonts w:ascii="Consolas" w:eastAsia="Times New Roman" w:hAnsi="Consolas" w:cs="Times New Roman"/>
+          <w:color w:val="D4D4D4"/>
+          <w:kern w:val="0"/>
+          <w:sz w:val="21"/>
+          <w:szCs w:val="21"/>
+          <w14:ligatures w14:val="none"/>
+        </w:rPr>
+        <w:t xml:space="preserve">        </w:t>
+      </w:r>
+      <w:r>
+        <w:rPr>
+          <w:rFonts w:ascii="Consolas" w:eastAsia="Times New Roman" w:hAnsi="Consolas" w:cs="Times New Roman"/>
+          <w:color w:val="808080"/>
+          <w:kern w:val="0"/>
+          <w:sz w:val="21"/>
+          <w:szCs w:val="21"/>
+          <w14:ligatures w14:val="none"/>
+        </w:rPr>
+        <w:t>&lt;</w:t>
+      </w:r>
+      <w:proofErr w:type="spellStart"/>
+      <w:r>
+        <w:rPr>
+          <w:rFonts w:ascii="Consolas" w:eastAsia="Times New Roman" w:hAnsi="Consolas" w:cs="Times New Roman"/>
+          <w:color w:val="569CD6"/>
+          <w:kern w:val="0"/>
+          <w:sz w:val="21"/>
+          <w:szCs w:val="21"/>
+          <w14:ligatures w14:val="none"/>
+        </w:rPr>
+        <w:t>ul</w:t>
+      </w:r>
+      <w:proofErr w:type="spellEnd"/>
+      <w:r>
+        <w:rPr>
+          <w:rFonts w:ascii="Consolas" w:eastAsia="Times New Roman" w:hAnsi="Consolas" w:cs="Times New Roman"/>
+          <w:color w:val="D4D4D4"/>
+          <w:kern w:val="0"/>
+          <w:sz w:val="21"/>
+          <w:szCs w:val="21"/>
+          <w14:ligatures w14:val="none"/>
+        </w:rPr>
+        <w:t xml:space="preserve"> </w:t>
+      </w:r>
+      <w:proofErr w:type="spellStart"/>
+      <w:r>
+        <w:rPr>
+          <w:rFonts w:ascii="Consolas" w:eastAsia="Times New Roman" w:hAnsi="Consolas" w:cs="Times New Roman"/>
+          <w:color w:val="9CDCFE"/>
+          <w:kern w:val="0"/>
+          <w:sz w:val="21"/>
+          <w:szCs w:val="21"/>
+          <w14:ligatures w14:val="none"/>
+        </w:rPr>
+        <w:t>className</w:t>
+      </w:r>
+      <w:proofErr w:type="spellEnd"/>
+      <w:r>
+        <w:rPr>
+          <w:rFonts w:ascii="Consolas" w:eastAsia="Times New Roman" w:hAnsi="Consolas" w:cs="Times New Roman"/>
+          <w:color w:val="D4D4D4"/>
+          <w:kern w:val="0"/>
+          <w:sz w:val="21"/>
+          <w:szCs w:val="21"/>
+          <w14:ligatures w14:val="none"/>
+        </w:rPr>
+        <w:t>=</w:t>
+      </w:r>
+      <w:r>
+        <w:rPr>
+          <w:rFonts w:ascii="Consolas" w:eastAsia="Times New Roman" w:hAnsi="Consolas" w:cs="Times New Roman"/>
+          <w:color w:val="CE9178"/>
+          <w:kern w:val="0"/>
+          <w:sz w:val="21"/>
+          <w:szCs w:val="21"/>
+          <w14:ligatures w14:val="none"/>
+        </w:rPr>
+        <w:t>"pizzas"</w:t>
+      </w:r>
+      <w:r>
+        <w:rPr>
+          <w:rFonts w:ascii="Consolas" w:eastAsia="Times New Roman" w:hAnsi="Consolas" w:cs="Times New Roman"/>
+          <w:color w:val="808080"/>
+          <w:kern w:val="0"/>
+          <w:sz w:val="21"/>
+          <w:szCs w:val="21"/>
+          <w14:ligatures w14:val="none"/>
+        </w:rPr>
+        <w:t>&gt;</w:t>
+      </w:r>
+    </w:p>
+    <w:p>
+      <w:pPr>
+        <w:pStyle w:val="ListParagraph"/>
+        <w:shd w:val="clear" w:color="auto" w:fill="1F1F1F"/>
+        <w:spacing w:after="0" w:line="285" w:lineRule="atLeast"/>
+        <w:rPr>
+          <w:rFonts w:ascii="Consolas" w:eastAsia="Times New Roman" w:hAnsi="Consolas" w:cs="Times New Roman"/>
+          <w:color w:val="CCCCCC"/>
+          <w:kern w:val="0"/>
+          <w:sz w:val="21"/>
+          <w:szCs w:val="21"/>
+          <w14:ligatures w14:val="none"/>
+        </w:rPr>
+      </w:pPr>
+      <w:r>
+        <w:rPr>
+          <w:rFonts w:ascii="Consolas" w:eastAsia="Times New Roman" w:hAnsi="Consolas" w:cs="Times New Roman"/>
+          <w:color w:val="D4D4D4"/>
+          <w:kern w:val="0"/>
+          <w:sz w:val="21"/>
+          <w:szCs w:val="21"/>
+          <w14:ligatures w14:val="none"/>
+        </w:rPr>
+        <w:t xml:space="preserve">          </w:t>
+      </w:r>
+      <w:r>
+        <w:rPr>
+          <w:rFonts w:ascii="Consolas" w:eastAsia="Times New Roman" w:hAnsi="Consolas" w:cs="Times New Roman"/>
+          <w:color w:val="569CD6"/>
+          <w:kern w:val="0"/>
+          <w:sz w:val="21"/>
+          <w:szCs w:val="21"/>
+          <w14:ligatures w14:val="none"/>
+        </w:rPr>
+        <w:t>{</w:t>
+      </w:r>
+      <w:proofErr w:type="spellStart"/>
+      <w:r>
+        <w:rPr>
+          <w:rFonts w:ascii="Consolas" w:eastAsia="Times New Roman" w:hAnsi="Consolas" w:cs="Times New Roman"/>
+          <w:color w:val="4FC1FF"/>
+          <w:kern w:val="0"/>
+          <w:sz w:val="21"/>
+          <w:szCs w:val="21"/>
+          <w14:ligatures w14:val="none"/>
+        </w:rPr>
+        <w:t>pizzaData</w:t>
+      </w:r>
+      <w:r>
+        <w:rPr>
+          <w:rFonts w:ascii="Consolas" w:eastAsia="Times New Roman" w:hAnsi="Consolas" w:cs="Times New Roman"/>
+          <w:color w:val="D4D4D4"/>
+          <w:kern w:val="0"/>
+          <w:sz w:val="21"/>
+          <w:szCs w:val="21"/>
+          <w14:ligatures w14:val="none"/>
+        </w:rPr>
+        <w:t>.</w:t>
+      </w:r>
+      <w:r>
+        <w:rPr>
+          <w:rFonts w:ascii="Consolas" w:eastAsia="Times New Roman" w:hAnsi="Consolas" w:cs="Times New Roman"/>
+          <w:color w:val="DCDCAA"/>
+          <w:kern w:val="0"/>
+          <w:sz w:val="21"/>
+          <w:szCs w:val="21"/>
+          <w14:ligatures w14:val="none"/>
+        </w:rPr>
+        <w:t>map</w:t>
+      </w:r>
+      <w:proofErr w:type="spellEnd"/>
+      <w:r>
+        <w:rPr>
+          <w:rFonts w:ascii="Consolas" w:eastAsia="Times New Roman" w:hAnsi="Consolas" w:cs="Times New Roman"/>
+          <w:color w:val="D4D4D4"/>
+          <w:kern w:val="0"/>
+          <w:sz w:val="21"/>
+          <w:szCs w:val="21"/>
+          <w14:ligatures w14:val="none"/>
+        </w:rPr>
+        <w:t>((</w:t>
+      </w:r>
+      <w:r>
+        <w:rPr>
+          <w:rFonts w:ascii="Consolas" w:eastAsia="Times New Roman" w:hAnsi="Consolas" w:cs="Times New Roman"/>
+          <w:color w:val="9CDCFE"/>
+          <w:kern w:val="0"/>
+          <w:sz w:val="21"/>
+          <w:szCs w:val="21"/>
+          <w14:ligatures w14:val="none"/>
+        </w:rPr>
+        <w:t>pizza</w:t>
+      </w:r>
+      <w:r>
+        <w:rPr>
+          <w:rFonts w:ascii="Consolas" w:eastAsia="Times New Roman" w:hAnsi="Consolas" w:cs="Times New Roman"/>
+          <w:color w:val="D4D4D4"/>
+          <w:kern w:val="0"/>
+          <w:sz w:val="21"/>
+          <w:szCs w:val="21"/>
+          <w14:ligatures w14:val="none"/>
+        </w:rPr>
+        <w:t xml:space="preserve">) </w:t>
+      </w:r>
+      <w:r>
+        <w:rPr>
+          <w:rFonts w:ascii="Consolas" w:eastAsia="Times New Roman" w:hAnsi="Consolas" w:cs="Times New Roman"/>
+          <w:color w:val="569CD6"/>
+          <w:kern w:val="0"/>
+          <w:sz w:val="21"/>
+          <w:szCs w:val="21"/>
+          <w14:ligatures w14:val="none"/>
+        </w:rPr>
+        <w:t>=&gt;</w:t>
+      </w:r>
+      <w:r>
+        <w:rPr>
+          <w:rFonts w:ascii="Consolas" w:eastAsia="Times New Roman" w:hAnsi="Consolas" w:cs="Times New Roman"/>
+          <w:color w:val="D4D4D4"/>
+          <w:kern w:val="0"/>
+          <w:sz w:val="21"/>
+          <w:szCs w:val="21"/>
+          <w14:ligatures w14:val="none"/>
+        </w:rPr>
+        <w:t xml:space="preserve"> (</w:t>
+      </w:r>
+    </w:p>
+    <w:p>
+      <w:pPr>
+        <w:pStyle w:val="ListParagraph"/>
+        <w:shd w:val="clear" w:color="auto" w:fill="1F1F1F"/>
+        <w:spacing w:after="0" w:line="285" w:lineRule="atLeast"/>
+        <w:rPr>
+          <w:rFonts w:ascii="Consolas" w:eastAsia="Times New Roman" w:hAnsi="Consolas" w:cs="Times New Roman"/>
+          <w:color w:val="CCCCCC"/>
+          <w:kern w:val="0"/>
+          <w:sz w:val="21"/>
+          <w:szCs w:val="21"/>
+          <w14:ligatures w14:val="none"/>
+        </w:rPr>
+      </w:pPr>
+      <w:r>
+        <w:rPr>
+          <w:rFonts w:ascii="Consolas" w:eastAsia="Times New Roman" w:hAnsi="Consolas" w:cs="Times New Roman"/>
+          <w:color w:val="D4D4D4"/>
+          <w:kern w:val="0"/>
+          <w:sz w:val="21"/>
+          <w:szCs w:val="21"/>
+          <w14:ligatures w14:val="none"/>
+        </w:rPr>
+        <w:t xml:space="preserve">            </w:t>
+      </w:r>
+      <w:r>
+        <w:rPr>
+          <w:rFonts w:ascii="Consolas" w:eastAsia="Times New Roman" w:hAnsi="Consolas" w:cs="Times New Roman"/>
+          <w:color w:val="808080"/>
+          <w:kern w:val="0"/>
+          <w:sz w:val="21"/>
+          <w:szCs w:val="21"/>
+          <w14:ligatures w14:val="none"/>
+        </w:rPr>
+        <w:t>&lt;</w:t>
+      </w:r>
+      <w:r>
+        <w:rPr>
+          <w:rFonts w:ascii="Consolas" w:eastAsia="Times New Roman" w:hAnsi="Consolas" w:cs="Times New Roman"/>
+          <w:color w:val="4EC9B0"/>
+          <w:kern w:val="0"/>
+          <w:sz w:val="21"/>
+          <w:szCs w:val="21"/>
+          <w14:ligatures w14:val="none"/>
+        </w:rPr>
+        <w:t>Pizza</w:t>
+      </w:r>
+      <w:r>
+        <w:rPr>
+          <w:rFonts w:ascii="Consolas" w:eastAsia="Times New Roman" w:hAnsi="Consolas" w:cs="Times New Roman"/>
+          <w:color w:val="D4D4D4"/>
+          <w:kern w:val="0"/>
+          <w:sz w:val="21"/>
+          <w:szCs w:val="21"/>
+          <w14:ligatures w14:val="none"/>
+        </w:rPr>
+        <w:t xml:space="preserve"> </w:t>
+      </w:r>
+      <w:proofErr w:type="spellStart"/>
+      <w:r>
+        <w:rPr>
+          <w:rFonts w:ascii="Consolas" w:eastAsia="Times New Roman" w:hAnsi="Consolas" w:cs="Times New Roman"/>
+          <w:color w:val="9CDCFE"/>
+          <w:kern w:val="0"/>
+          <w:sz w:val="21"/>
+          <w:szCs w:val="21"/>
+          <w14:ligatures w14:val="none"/>
+        </w:rPr>
+        <w:t>pizzaObj</w:t>
+      </w:r>
+      <w:proofErr w:type="spellEnd"/>
+      <w:r>
+        <w:rPr>
+          <w:rFonts w:ascii="Consolas" w:eastAsia="Times New Roman" w:hAnsi="Consolas" w:cs="Times New Roman"/>
+          <w:color w:val="D4D4D4"/>
+          <w:kern w:val="0"/>
+          <w:sz w:val="21"/>
+          <w:szCs w:val="21"/>
+          <w14:ligatures w14:val="none"/>
+        </w:rPr>
+        <w:t>=</w:t>
+      </w:r>
+      <w:r>
+        <w:rPr>
+          <w:rFonts w:ascii="Consolas" w:eastAsia="Times New Roman" w:hAnsi="Consolas" w:cs="Times New Roman"/>
+          <w:color w:val="569CD6"/>
+          <w:kern w:val="0"/>
+          <w:sz w:val="21"/>
+          <w:szCs w:val="21"/>
+          <w14:ligatures w14:val="none"/>
+        </w:rPr>
+        <w:t>{</w:t>
+      </w:r>
+      <w:r>
+        <w:rPr>
+          <w:rFonts w:ascii="Consolas" w:eastAsia="Times New Roman" w:hAnsi="Consolas" w:cs="Times New Roman"/>
+          <w:color w:val="9CDCFE"/>
+          <w:kern w:val="0"/>
+          <w:sz w:val="21"/>
+          <w:szCs w:val="21"/>
+          <w14:ligatures w14:val="none"/>
+        </w:rPr>
+        <w:t>pizza</w:t>
+      </w:r>
+      <w:r>
+        <w:rPr>
+          <w:rFonts w:ascii="Consolas" w:eastAsia="Times New Roman" w:hAnsi="Consolas" w:cs="Times New Roman"/>
+          <w:color w:val="569CD6"/>
+          <w:kern w:val="0"/>
+          <w:sz w:val="21"/>
+          <w:szCs w:val="21"/>
+          <w14:ligatures w14:val="none"/>
+        </w:rPr>
+        <w:t>}</w:t>
+      </w:r>
+      <w:r>
+        <w:rPr>
+          <w:rFonts w:ascii="Consolas" w:eastAsia="Times New Roman" w:hAnsi="Consolas" w:cs="Times New Roman"/>
+          <w:color w:val="D4D4D4"/>
+          <w:kern w:val="0"/>
+          <w:sz w:val="21"/>
+          <w:szCs w:val="21"/>
+          <w14:ligatures w14:val="none"/>
+        </w:rPr>
+        <w:t xml:space="preserve"> </w:t>
+      </w:r>
+      <w:r>
+        <w:rPr>
+          <w:rFonts w:ascii="Consolas" w:eastAsia="Times New Roman" w:hAnsi="Consolas" w:cs="Times New Roman"/>
+          <w:color w:val="9CDCFE"/>
+          <w:kern w:val="0"/>
+          <w:sz w:val="21"/>
+          <w:szCs w:val="21"/>
+          <w14:ligatures w14:val="none"/>
+        </w:rPr>
+        <w:t>key</w:t>
+      </w:r>
+      <w:r>
+        <w:rPr>
+          <w:rFonts w:ascii="Consolas" w:eastAsia="Times New Roman" w:hAnsi="Consolas" w:cs="Times New Roman"/>
+          <w:color w:val="D4D4D4"/>
+          <w:kern w:val="0"/>
+          <w:sz w:val="21"/>
+          <w:szCs w:val="21"/>
+          <w14:ligatures w14:val="none"/>
+        </w:rPr>
+        <w:t>=</w:t>
+      </w:r>
+      <w:r>
+        <w:rPr>
+          <w:rFonts w:ascii="Consolas" w:eastAsia="Times New Roman" w:hAnsi="Consolas" w:cs="Times New Roman"/>
+          <w:color w:val="569CD6"/>
+          <w:kern w:val="0"/>
+          <w:sz w:val="21"/>
+          <w:szCs w:val="21"/>
+          <w14:ligatures w14:val="none"/>
+        </w:rPr>
+        <w:t>{</w:t>
+      </w:r>
+      <w:r>
+        <w:rPr>
+          <w:rFonts w:ascii="Consolas" w:eastAsia="Times New Roman" w:hAnsi="Consolas" w:cs="Times New Roman"/>
+          <w:color w:val="9CDCFE"/>
+          <w:kern w:val="0"/>
+          <w:sz w:val="21"/>
+          <w:szCs w:val="21"/>
+          <w14:ligatures w14:val="none"/>
+        </w:rPr>
+        <w:t>pizza</w:t>
+      </w:r>
+      <w:r>
+        <w:rPr>
+          <w:rFonts w:ascii="Consolas" w:eastAsia="Times New Roman" w:hAnsi="Consolas" w:cs="Times New Roman"/>
+          <w:color w:val="D4D4D4"/>
+          <w:kern w:val="0"/>
+          <w:sz w:val="21"/>
+          <w:szCs w:val="21"/>
+          <w14:ligatures w14:val="none"/>
+        </w:rPr>
+        <w:t>.</w:t>
+      </w:r>
+      <w:r>
+        <w:rPr>
+          <w:rFonts w:ascii="Consolas" w:eastAsia="Times New Roman" w:hAnsi="Consolas" w:cs="Times New Roman"/>
+          <w:color w:val="9CDCFE"/>
+          <w:kern w:val="0"/>
+          <w:sz w:val="21"/>
+          <w:szCs w:val="21"/>
+          <w14:ligatures w14:val="none"/>
+        </w:rPr>
+        <w:t>name</w:t>
+      </w:r>
+      <w:r>
+        <w:rPr>
+          <w:rFonts w:ascii="Consolas" w:eastAsia="Times New Roman" w:hAnsi="Consolas" w:cs="Times New Roman"/>
+          <w:color w:val="569CD6"/>
+          <w:kern w:val="0"/>
+          <w:sz w:val="21"/>
+          <w:szCs w:val="21"/>
+          <w14:ligatures w14:val="none"/>
+        </w:rPr>
+        <w:t>}</w:t>
+      </w:r>
+      <w:r>
+        <w:rPr>
+          <w:rFonts w:ascii="Consolas" w:eastAsia="Times New Roman" w:hAnsi="Consolas" w:cs="Times New Roman"/>
+          <w:color w:val="D4D4D4"/>
+          <w:kern w:val="0"/>
+          <w:sz w:val="21"/>
+          <w:szCs w:val="21"/>
+          <w14:ligatures w14:val="none"/>
+        </w:rPr>
+        <w:t xml:space="preserve"> </w:t>
+      </w:r>
+      <w:r>
+        <w:rPr>
+          <w:rFonts w:ascii="Consolas" w:eastAsia="Times New Roman" w:hAnsi="Consolas" w:cs="Times New Roman"/>
+          <w:color w:val="808080"/>
+          <w:kern w:val="0"/>
+          <w:sz w:val="21"/>
+          <w:szCs w:val="21"/>
+          <w14:ligatures w14:val="none"/>
+        </w:rPr>
+        <w:t>/&gt;</w:t>
+      </w:r>
+    </w:p>
+    <w:p>
+      <w:pPr>
+        <w:pStyle w:val="ListParagraph"/>
+        <w:shd w:val="clear" w:color="auto" w:fill="1F1F1F"/>
+        <w:spacing w:after="0" w:line="285" w:lineRule="atLeast"/>
+        <w:rPr>
+          <w:rFonts w:ascii="Consolas" w:eastAsia="Times New Roman" w:hAnsi="Consolas" w:cs="Times New Roman"/>
+          <w:color w:val="CCCCCC"/>
+          <w:kern w:val="0"/>
+          <w:sz w:val="21"/>
+          <w:szCs w:val="21"/>
+          <w14:ligatures w14:val="none"/>
+        </w:rPr>
+      </w:pPr>
+      <w:r>
+        <w:rPr>
+          <w:rFonts w:ascii="Consolas" w:eastAsia="Times New Roman" w:hAnsi="Consolas" w:cs="Times New Roman"/>
+          <w:color w:val="D4D4D4"/>
+          <w:kern w:val="0"/>
+          <w:sz w:val="21"/>
+          <w:szCs w:val="21"/>
+          <w14:ligatures w14:val="none"/>
+        </w:rPr>
+        <w:t>          ))</w:t>
+      </w:r>
+      <w:r>
+        <w:rPr>
+          <w:rFonts w:ascii="Consolas" w:eastAsia="Times New Roman" w:hAnsi="Consolas" w:cs="Times New Roman"/>
+          <w:color w:val="569CD6"/>
+          <w:kern w:val="0"/>
+          <w:sz w:val="21"/>
+          <w:szCs w:val="21"/>
+          <w14:ligatures w14:val="none"/>
+        </w:rPr>
+        <w:t>}</w:t>
+      </w:r>
+    </w:p>
+    <w:p>
+      <w:pPr>
+        <w:pStyle w:val="ListParagraph"/>
+        <w:shd w:val="clear" w:color="auto" w:fill="1F1F1F"/>
+        <w:spacing w:after="0" w:line="285" w:lineRule="atLeast"/>
+        <w:rPr>
+          <w:rFonts w:ascii="Consolas" w:eastAsia="Times New Roman" w:hAnsi="Consolas" w:cs="Times New Roman"/>
+          <w:color w:val="CCCCCC"/>
+          <w:kern w:val="0"/>
+          <w:sz w:val="21"/>
+          <w:szCs w:val="21"/>
+          <w14:ligatures w14:val="none"/>
+        </w:rPr>
+      </w:pPr>
+      <w:r>
+        <w:rPr>
+          <w:rFonts w:ascii="Consolas" w:eastAsia="Times New Roman" w:hAnsi="Consolas" w:cs="Times New Roman"/>
+          <w:color w:val="D4D4D4"/>
+          <w:kern w:val="0"/>
+          <w:sz w:val="21"/>
+          <w:szCs w:val="21"/>
+          <w14:ligatures w14:val="none"/>
+        </w:rPr>
+        <w:t xml:space="preserve">        </w:t>
+      </w:r>
+      <w:r>
+        <w:rPr>
+          <w:rFonts w:ascii="Consolas" w:eastAsia="Times New Roman" w:hAnsi="Consolas" w:cs="Times New Roman"/>
+          <w:color w:val="808080"/>
+          <w:kern w:val="0"/>
+          <w:sz w:val="21"/>
+          <w:szCs w:val="21"/>
+          <w14:ligatures w14:val="none"/>
+        </w:rPr>
+        <w:t>&lt;/</w:t>
+      </w:r>
+      <w:proofErr w:type="spellStart"/>
+      <w:r>
+        <w:rPr>
+          <w:rFonts w:ascii="Consolas" w:eastAsia="Times New Roman" w:hAnsi="Consolas" w:cs="Times New Roman"/>
+          <w:color w:val="569CD6"/>
+          <w:kern w:val="0"/>
+          <w:sz w:val="21"/>
+          <w:szCs w:val="21"/>
+          <w14:ligatures w14:val="none"/>
+        </w:rPr>
+        <w:t>ul</w:t>
+      </w:r>
+      <w:proofErr w:type="spellEnd"/>
+      <w:r>
+        <w:rPr>
+          <w:rFonts w:ascii="Consolas" w:eastAsia="Times New Roman" w:hAnsi="Consolas" w:cs="Times New Roman"/>
+          <w:color w:val="808080"/>
+          <w:kern w:val="0"/>
+          <w:sz w:val="21"/>
+          <w:szCs w:val="21"/>
+          <w14:ligatures w14:val="none"/>
+        </w:rPr>
+        <w:t>&gt;</w:t>
+      </w:r>
+    </w:p>
+    <w:p>
+      <w:pPr>
+        <w:pStyle w:val="ListParagraph"/>
+        <w:shd w:val="clear" w:color="auto" w:fill="1F1F1F"/>
+        <w:spacing w:after="0" w:line="285" w:lineRule="atLeast"/>
+        <w:rPr>
+          <w:rFonts w:ascii="Consolas" w:eastAsia="Times New Roman" w:hAnsi="Consolas" w:cs="Times New Roman"/>
+          <w:color w:val="CCCCCC"/>
+          <w:kern w:val="0"/>
+          <w:sz w:val="21"/>
+          <w:szCs w:val="21"/>
+          <w14:ligatures w14:val="none"/>
+        </w:rPr>
+      </w:pPr>
+      <w:r>
+        <w:rPr>
+          <w:rFonts w:ascii="Consolas" w:eastAsia="Times New Roman" w:hAnsi="Consolas" w:cs="Times New Roman"/>
+          <w:color w:val="D4D4D4"/>
+          <w:kern w:val="0"/>
+          <w:sz w:val="21"/>
+          <w:szCs w:val="21"/>
+          <w14:ligatures w14:val="none"/>
+        </w:rPr>
+        <w:t>      ) : (</w:t>
+      </w:r>
+    </w:p>
+    <w:p>
+      <w:pPr>
+        <w:pStyle w:val="ListParagraph"/>
+        <w:shd w:val="clear" w:color="auto" w:fill="1F1F1F"/>
+        <w:spacing w:after="0" w:line="285" w:lineRule="atLeast"/>
+        <w:rPr>
+          <w:rFonts w:ascii="Consolas" w:eastAsia="Times New Roman" w:hAnsi="Consolas" w:cs="Times New Roman"/>
+          <w:color w:val="CCCCCC"/>
+          <w:kern w:val="0"/>
+          <w:sz w:val="21"/>
+          <w:szCs w:val="21"/>
+          <w14:ligatures w14:val="none"/>
+        </w:rPr>
+      </w:pPr>
+      <w:r>
+        <w:rPr>
+          <w:rFonts w:ascii="Consolas" w:eastAsia="Times New Roman" w:hAnsi="Consolas" w:cs="Times New Roman"/>
+          <w:color w:val="D4D4D4"/>
+          <w:kern w:val="0"/>
+          <w:sz w:val="21"/>
+          <w:szCs w:val="21"/>
+          <w14:ligatures w14:val="none"/>
+        </w:rPr>
+        <w:t xml:space="preserve">        </w:t>
+      </w:r>
+      <w:r>
+        <w:rPr>
+          <w:rFonts w:ascii="Consolas" w:eastAsia="Times New Roman" w:hAnsi="Consolas" w:cs="Times New Roman"/>
+          <w:color w:val="808080"/>
+          <w:kern w:val="0"/>
+          <w:sz w:val="21"/>
+          <w:szCs w:val="21"/>
+          <w14:ligatures w14:val="none"/>
+        </w:rPr>
+        <w:t>&lt;</w:t>
+      </w:r>
+      <w:r>
+        <w:rPr>
+          <w:rFonts w:ascii="Consolas" w:eastAsia="Times New Roman" w:hAnsi="Consolas" w:cs="Times New Roman"/>
+          <w:color w:val="569CD6"/>
+          <w:kern w:val="0"/>
+          <w:sz w:val="21"/>
+          <w:szCs w:val="21"/>
+          <w14:ligatures w14:val="none"/>
+        </w:rPr>
+        <w:t>p</w:t>
+      </w:r>
+      <w:r>
+        <w:rPr>
+          <w:rFonts w:ascii="Consolas" w:eastAsia="Times New Roman" w:hAnsi="Consolas" w:cs="Times New Roman"/>
+          <w:color w:val="808080"/>
+          <w:kern w:val="0"/>
+          <w:sz w:val="21"/>
+          <w:szCs w:val="21"/>
+          <w14:ligatures w14:val="none"/>
+        </w:rPr>
+        <w:t>&gt;</w:t>
+      </w:r>
+      <w:r>
+        <w:rPr>
+          <w:rFonts w:ascii="Consolas" w:eastAsia="Times New Roman" w:hAnsi="Consolas" w:cs="Times New Roman"/>
+          <w:color w:val="D4D4D4"/>
+          <w:kern w:val="0"/>
+          <w:sz w:val="21"/>
+          <w:szCs w:val="21"/>
+          <w14:ligatures w14:val="none"/>
+        </w:rPr>
+        <w:t>We're still working on the menu. Please come back later :)</w:t>
+      </w:r>
+      <w:r>
+        <w:rPr>
+          <w:rFonts w:ascii="Consolas" w:eastAsia="Times New Roman" w:hAnsi="Consolas" w:cs="Times New Roman"/>
+          <w:color w:val="808080"/>
+          <w:kern w:val="0"/>
+          <w:sz w:val="21"/>
+          <w:szCs w:val="21"/>
+          <w14:ligatures w14:val="none"/>
+        </w:rPr>
+        <w:t>&lt;/</w:t>
+      </w:r>
+      <w:r>
+        <w:rPr>
+          <w:rFonts w:ascii="Consolas" w:eastAsia="Times New Roman" w:hAnsi="Consolas" w:cs="Times New Roman"/>
+          <w:color w:val="569CD6"/>
+          <w:kern w:val="0"/>
+          <w:sz w:val="21"/>
+          <w:szCs w:val="21"/>
+          <w14:ligatures w14:val="none"/>
+        </w:rPr>
+        <w:t>p</w:t>
+      </w:r>
+      <w:r>
+        <w:rPr>
+          <w:rFonts w:ascii="Consolas" w:eastAsia="Times New Roman" w:hAnsi="Consolas" w:cs="Times New Roman"/>
+          <w:color w:val="808080"/>
+          <w:kern w:val="0"/>
+          <w:sz w:val="21"/>
+          <w:szCs w:val="21"/>
+          <w14:ligatures w14:val="none"/>
+        </w:rPr>
+        <w:t>&gt;</w:t>
+      </w:r>
+    </w:p>
+    <w:p>
+      <w:pPr>
+        <w:pStyle w:val="ListParagraph"/>
+        <w:shd w:val="clear" w:color="auto" w:fill="1F1F1F"/>
+        <w:spacing w:after="0" w:line="285" w:lineRule="atLeast"/>
+        <w:rPr>
+          <w:rFonts w:ascii="Consolas" w:eastAsia="Times New Roman" w:hAnsi="Consolas" w:cs="Times New Roman"/>
+          <w:color w:val="CCCCCC"/>
+          <w:kern w:val="0"/>
+          <w:sz w:val="21"/>
+          <w:szCs w:val="21"/>
+          <w14:ligatures w14:val="none"/>
+        </w:rPr>
+      </w:pPr>
+      <w:r>
+        <w:rPr>
+          <w:rFonts w:ascii="Consolas" w:eastAsia="Times New Roman" w:hAnsi="Consolas" w:cs="Times New Roman"/>
+          <w:color w:val="D4D4D4"/>
+          <w:kern w:val="0"/>
+          <w:sz w:val="21"/>
+          <w:szCs w:val="21"/>
+          <w14:ligatures w14:val="none"/>
+        </w:rPr>
+        <w:t>      )</w:t>
+      </w:r>
+      <w:r>
+        <w:rPr>
+          <w:rFonts w:ascii="Consolas" w:eastAsia="Times New Roman" w:hAnsi="Consolas" w:cs="Times New Roman"/>
+          <w:color w:val="569CD6"/>
+          <w:kern w:val="0"/>
+          <w:sz w:val="21"/>
+          <w:szCs w:val="21"/>
+          <w14:ligatures w14:val="none"/>
+        </w:rPr>
+        <w:t>}</w:t>
+      </w:r>
+    </w:p>
+    <w:p>
+      <w:pPr>
+        <w:pStyle w:val="ListParagraph"/>
+        <w:numPr>
+          <w:ilvl w:val="0"/>
+          <w:numId w:val="1"/>
+        </w:numPr>
+      </w:pPr>
+      <w:proofErr w:type="spellStart"/>
+      <w:proofErr w:type="gramStart"/>
+      <w:r>
+        <w:t>Destructuring</w:t>
+      </w:r>
+      <w:proofErr w:type="spellEnd"/>
+      <w:r>
+        <w:t xml:space="preserve"> </w:t>
+      </w:r>
+      <w:r>
+        <w:t>:</w:t>
+      </w:r>
+      <w:proofErr w:type="gramEnd"/>
+      <w:r>
+        <w:t xml:space="preserve"> Where we do not use </w:t>
+      </w:r>
+      <w:r>
+        <w:t>‘</w:t>
+      </w:r>
+      <w:r>
+        <w:t>prop</w:t>
+      </w:r>
+      <w:r>
+        <w:t>’</w:t>
+      </w:r>
+      <w:r>
+        <w:t xml:space="preserve"> rather we pass the </w:t>
+      </w:r>
+      <w:r>
+        <w:t>name of the prop that is passed in.</w:t>
+      </w:r>
+    </w:p>
+    <w:p>
+      <w:pPr>
+        <w:pStyle w:val="ListParagraph"/>
+        <w:shd w:val="clear" w:color="auto" w:fill="1F1F1F"/>
+        <w:spacing w:after="0" w:line="285" w:lineRule="atLeast"/>
+        <w:rPr>
+          <w:rFonts w:ascii="Consolas" w:eastAsia="Times New Roman" w:hAnsi="Consolas" w:cs="Times New Roman"/>
+          <w:color w:val="CCCCCC"/>
+          <w:kern w:val="0"/>
+          <w:sz w:val="21"/>
+          <w:szCs w:val="21"/>
+          <w14:ligatures w14:val="none"/>
+        </w:rPr>
+      </w:pPr>
+      <w:r>
+        <w:rPr>
+          <w:rFonts w:ascii="Consolas" w:eastAsia="Times New Roman" w:hAnsi="Consolas" w:cs="Times New Roman"/>
+          <w:color w:val="569CD6"/>
+          <w:kern w:val="0"/>
+          <w:sz w:val="21"/>
+          <w:szCs w:val="21"/>
+          <w14:ligatures w14:val="none"/>
+        </w:rPr>
+        <w:t>function</w:t>
+      </w:r>
+      <w:r>
+        <w:rPr>
+          <w:rFonts w:ascii="Consolas" w:eastAsia="Times New Roman" w:hAnsi="Consolas" w:cs="Times New Roman"/>
+          <w:color w:val="CCCCCC"/>
+          <w:kern w:val="0"/>
+          <w:sz w:val="21"/>
+          <w:szCs w:val="21"/>
+          <w14:ligatures w14:val="none"/>
+        </w:rPr>
+        <w:t xml:space="preserve"> </w:t>
+      </w:r>
+      <w:proofErr w:type="gramStart"/>
+      <w:r>
+        <w:rPr>
+          <w:rFonts w:ascii="Consolas" w:eastAsia="Times New Roman" w:hAnsi="Consolas" w:cs="Times New Roman"/>
+          <w:color w:val="DCDCAA"/>
+          <w:kern w:val="0"/>
+          <w:sz w:val="21"/>
+          <w:szCs w:val="21"/>
+          <w14:ligatures w14:val="none"/>
+        </w:rPr>
+        <w:t>Order</w:t>
+      </w:r>
+      <w:r>
+        <w:rPr>
+          <w:rFonts w:ascii="Consolas" w:eastAsia="Times New Roman" w:hAnsi="Consolas" w:cs="Times New Roman"/>
+          <w:color w:val="CCCCCC"/>
+          <w:kern w:val="0"/>
+          <w:sz w:val="21"/>
+          <w:szCs w:val="21"/>
+          <w14:ligatures w14:val="none"/>
+        </w:rPr>
+        <w:t>(</w:t>
+      </w:r>
+      <w:proofErr w:type="gramEnd"/>
+      <w:r>
+        <w:rPr>
+          <w:rFonts w:ascii="Consolas" w:eastAsia="Times New Roman" w:hAnsi="Consolas" w:cs="Times New Roman"/>
+          <w:color w:val="CCCCCC"/>
+          <w:kern w:val="0"/>
+          <w:sz w:val="21"/>
+          <w:szCs w:val="21"/>
+          <w14:ligatures w14:val="none"/>
+        </w:rPr>
+        <w:t xml:space="preserve">{ </w:t>
+      </w:r>
+      <w:proofErr w:type="spellStart"/>
+      <w:r>
+        <w:rPr>
+          <w:rFonts w:ascii="Consolas" w:eastAsia="Times New Roman" w:hAnsi="Consolas" w:cs="Times New Roman"/>
+          <w:color w:val="9CDCFE"/>
+          <w:kern w:val="0"/>
+          <w:sz w:val="21"/>
+          <w:szCs w:val="21"/>
+          <w14:ligatures w14:val="none"/>
+        </w:rPr>
+        <w:t>closeHour</w:t>
+      </w:r>
+      <w:proofErr w:type="spellEnd"/>
+      <w:r>
+        <w:rPr>
+          <w:rFonts w:ascii="Consolas" w:eastAsia="Times New Roman" w:hAnsi="Consolas" w:cs="Times New Roman"/>
+          <w:color w:val="CCCCCC"/>
+          <w:kern w:val="0"/>
+          <w:sz w:val="21"/>
+          <w:szCs w:val="21"/>
+          <w14:ligatures w14:val="none"/>
+        </w:rPr>
+        <w:t xml:space="preserve">, </w:t>
+      </w:r>
+      <w:proofErr w:type="spellStart"/>
+      <w:r>
+        <w:rPr>
+          <w:rFonts w:ascii="Consolas" w:eastAsia="Times New Roman" w:hAnsi="Consolas" w:cs="Times New Roman"/>
+          <w:color w:val="9CDCFE"/>
+          <w:kern w:val="0"/>
+          <w:sz w:val="21"/>
+          <w:szCs w:val="21"/>
+          <w14:ligatures w14:val="none"/>
+        </w:rPr>
+        <w:t>openHour</w:t>
+      </w:r>
+      <w:proofErr w:type="spellEnd"/>
+      <w:r>
+        <w:rPr>
+          <w:rFonts w:ascii="Consolas" w:eastAsia="Times New Roman" w:hAnsi="Consolas" w:cs="Times New Roman"/>
+          <w:color w:val="CCCCCC"/>
+          <w:kern w:val="0"/>
+          <w:sz w:val="21"/>
+          <w:szCs w:val="21"/>
+          <w14:ligatures w14:val="none"/>
+        </w:rPr>
+        <w:t xml:space="preserve"> }) {</w:t>
+      </w:r>
+    </w:p>
+    <w:p>
+      <w:pPr>
+        <w:pStyle w:val="ListParagraph"/>
+        <w:shd w:val="clear" w:color="auto" w:fill="1F1F1F"/>
+        <w:spacing w:after="0" w:line="285" w:lineRule="atLeast"/>
+        <w:rPr>
+          <w:rFonts w:ascii="Consolas" w:eastAsia="Times New Roman" w:hAnsi="Consolas" w:cs="Times New Roman"/>
+          <w:color w:val="CCCCCC"/>
+          <w:kern w:val="0"/>
+          <w:sz w:val="21"/>
+          <w:szCs w:val="21"/>
+          <w14:ligatures w14:val="none"/>
+        </w:rPr>
+      </w:pPr>
+      <w:r>
+        <w:rPr>
+          <w:rFonts w:ascii="Consolas" w:eastAsia="Times New Roman" w:hAnsi="Consolas" w:cs="Times New Roman"/>
+          <w:color w:val="CCCCCC"/>
+          <w:kern w:val="0"/>
+          <w:sz w:val="21"/>
+          <w:szCs w:val="21"/>
+          <w14:ligatures w14:val="none"/>
+        </w:rPr>
+        <w:t xml:space="preserve">  </w:t>
+      </w:r>
+      <w:r>
+        <w:rPr>
+          <w:rFonts w:ascii="Consolas" w:eastAsia="Times New Roman" w:hAnsi="Consolas" w:cs="Times New Roman"/>
+          <w:color w:val="C586C0"/>
+          <w:kern w:val="0"/>
+          <w:sz w:val="21"/>
+          <w:szCs w:val="21"/>
+          <w14:ligatures w14:val="none"/>
+        </w:rPr>
+        <w:t>return</w:t>
+      </w:r>
+      <w:r>
+        <w:rPr>
+          <w:rFonts w:ascii="Consolas" w:eastAsia="Times New Roman" w:hAnsi="Consolas" w:cs="Times New Roman"/>
+          <w:color w:val="CCCCCC"/>
+          <w:kern w:val="0"/>
+          <w:sz w:val="21"/>
+          <w:szCs w:val="21"/>
+          <w14:ligatures w14:val="none"/>
+        </w:rPr>
+        <w:t xml:space="preserve"> (</w:t>
+      </w:r>
+    </w:p>
+    <w:p>
+      <w:pPr>
+        <w:pStyle w:val="ListParagraph"/>
+        <w:shd w:val="clear" w:color="auto" w:fill="1F1F1F"/>
+        <w:spacing w:after="0" w:line="285" w:lineRule="atLeast"/>
+        <w:rPr>
+          <w:rFonts w:ascii="Consolas" w:eastAsia="Times New Roman" w:hAnsi="Consolas" w:cs="Times New Roman"/>
+          <w:color w:val="CCCCCC"/>
+          <w:kern w:val="0"/>
+          <w:sz w:val="21"/>
+          <w:szCs w:val="21"/>
+          <w14:ligatures w14:val="none"/>
+        </w:rPr>
+      </w:pPr>
+      <w:r>
+        <w:rPr>
+          <w:rFonts w:ascii="Consolas" w:eastAsia="Times New Roman" w:hAnsi="Consolas" w:cs="Times New Roman"/>
+          <w:color w:val="CCCCCC"/>
+          <w:kern w:val="0"/>
+          <w:sz w:val="21"/>
+          <w:szCs w:val="21"/>
+          <w14:ligatures w14:val="none"/>
+        </w:rPr>
+        <w:t xml:space="preserve">    </w:t>
+      </w:r>
+      <w:r>
+        <w:rPr>
+          <w:rFonts w:ascii="Consolas" w:eastAsia="Times New Roman" w:hAnsi="Consolas" w:cs="Times New Roman"/>
+          <w:color w:val="808080"/>
+          <w:kern w:val="0"/>
+          <w:sz w:val="21"/>
+          <w:szCs w:val="21"/>
+          <w14:ligatures w14:val="none"/>
+        </w:rPr>
+        <w:t>&lt;</w:t>
+      </w:r>
+      <w:r>
+        <w:rPr>
+          <w:rFonts w:ascii="Consolas" w:eastAsia="Times New Roman" w:hAnsi="Consolas" w:cs="Times New Roman"/>
+          <w:color w:val="569CD6"/>
+          <w:kern w:val="0"/>
+          <w:sz w:val="21"/>
+          <w:szCs w:val="21"/>
+          <w14:ligatures w14:val="none"/>
+        </w:rPr>
+        <w:t>div</w:t>
+      </w:r>
+      <w:r>
+        <w:rPr>
+          <w:rFonts w:ascii="Consolas" w:eastAsia="Times New Roman" w:hAnsi="Consolas" w:cs="Times New Roman"/>
+          <w:color w:val="CCCCCC"/>
+          <w:kern w:val="0"/>
+          <w:sz w:val="21"/>
+          <w:szCs w:val="21"/>
+          <w14:ligatures w14:val="none"/>
+        </w:rPr>
+        <w:t xml:space="preserve"> </w:t>
+      </w:r>
+      <w:proofErr w:type="spellStart"/>
+      <w:r>
+        <w:rPr>
+          <w:rFonts w:ascii="Consolas" w:eastAsia="Times New Roman" w:hAnsi="Consolas" w:cs="Times New Roman"/>
+          <w:color w:val="9CDCFE"/>
+          <w:kern w:val="0"/>
+          <w:sz w:val="21"/>
+          <w:szCs w:val="21"/>
+          <w14:ligatures w14:val="none"/>
+        </w:rPr>
+        <w:t>className</w:t>
+      </w:r>
+      <w:proofErr w:type="spellEnd"/>
+      <w:r>
+        <w:rPr>
+          <w:rFonts w:ascii="Consolas" w:eastAsia="Times New Roman" w:hAnsi="Consolas" w:cs="Times New Roman"/>
+          <w:color w:val="D4D4D4"/>
+          <w:kern w:val="0"/>
+          <w:sz w:val="21"/>
+          <w:szCs w:val="21"/>
+          <w14:ligatures w14:val="none"/>
+        </w:rPr>
+        <w:t>=</w:t>
+      </w:r>
+      <w:r>
+        <w:rPr>
+          <w:rFonts w:ascii="Consolas" w:eastAsia="Times New Roman" w:hAnsi="Consolas" w:cs="Times New Roman"/>
+          <w:color w:val="CE9178"/>
+          <w:kern w:val="0"/>
+          <w:sz w:val="21"/>
+          <w:szCs w:val="21"/>
+          <w14:ligatures w14:val="none"/>
+        </w:rPr>
+        <w:t>"order"</w:t>
+      </w:r>
+      <w:r>
+        <w:rPr>
+          <w:rFonts w:ascii="Consolas" w:eastAsia="Times New Roman" w:hAnsi="Consolas" w:cs="Times New Roman"/>
+          <w:color w:val="808080"/>
+          <w:kern w:val="0"/>
+          <w:sz w:val="21"/>
+          <w:szCs w:val="21"/>
+          <w14:ligatures w14:val="none"/>
+        </w:rPr>
+        <w:t>&gt;</w:t>
+      </w:r>
+    </w:p>
+    <w:p>
+      <w:pPr>
+        <w:pStyle w:val="ListParagraph"/>
+        <w:shd w:val="clear" w:color="auto" w:fill="1F1F1F"/>
+        <w:spacing w:after="0" w:line="285" w:lineRule="atLeast"/>
+        <w:rPr>
+          <w:rFonts w:ascii="Consolas" w:eastAsia="Times New Roman" w:hAnsi="Consolas" w:cs="Times New Roman"/>
+          <w:color w:val="CCCCCC"/>
+          <w:kern w:val="0"/>
+          <w:sz w:val="21"/>
+          <w:szCs w:val="21"/>
+          <w14:ligatures w14:val="none"/>
+        </w:rPr>
+      </w:pPr>
+      <w:r>
+        <w:rPr>
+          <w:rFonts w:ascii="Consolas" w:eastAsia="Times New Roman" w:hAnsi="Consolas" w:cs="Times New Roman"/>
+          <w:color w:val="CCCCCC"/>
+          <w:kern w:val="0"/>
+          <w:sz w:val="21"/>
+          <w:szCs w:val="21"/>
+          <w14:ligatures w14:val="none"/>
+        </w:rPr>
+        <w:t xml:space="preserve">      </w:t>
+      </w:r>
+      <w:r>
+        <w:rPr>
+          <w:rFonts w:ascii="Consolas" w:eastAsia="Times New Roman" w:hAnsi="Consolas" w:cs="Times New Roman"/>
+          <w:color w:val="808080"/>
+          <w:kern w:val="0"/>
+          <w:sz w:val="21"/>
+          <w:szCs w:val="21"/>
+          <w14:ligatures w14:val="none"/>
+        </w:rPr>
+        <w:t>&lt;</w:t>
+      </w:r>
+      <w:r>
+        <w:rPr>
+          <w:rFonts w:ascii="Consolas" w:eastAsia="Times New Roman" w:hAnsi="Consolas" w:cs="Times New Roman"/>
+          <w:color w:val="569CD6"/>
+          <w:kern w:val="0"/>
+          <w:sz w:val="21"/>
+          <w:szCs w:val="21"/>
+          <w14:ligatures w14:val="none"/>
+        </w:rPr>
+        <w:t>p</w:t>
+      </w:r>
+      <w:r>
+        <w:rPr>
+          <w:rFonts w:ascii="Consolas" w:eastAsia="Times New Roman" w:hAnsi="Consolas" w:cs="Times New Roman"/>
+          <w:color w:val="808080"/>
+          <w:kern w:val="0"/>
+          <w:sz w:val="21"/>
+          <w:szCs w:val="21"/>
+          <w14:ligatures w14:val="none"/>
+        </w:rPr>
+        <w:t>&gt;</w:t>
+      </w:r>
+    </w:p>
+    <w:p>
+      <w:pPr>
+        <w:pStyle w:val="ListParagraph"/>
+        <w:shd w:val="clear" w:color="auto" w:fill="1F1F1F"/>
+        <w:spacing w:after="0" w:line="285" w:lineRule="atLeast"/>
+        <w:rPr>
+          <w:rFonts w:ascii="Consolas" w:eastAsia="Times New Roman" w:hAnsi="Consolas" w:cs="Times New Roman"/>
+          <w:color w:val="CCCCCC"/>
+          <w:kern w:val="0"/>
+          <w:sz w:val="21"/>
+          <w:szCs w:val="21"/>
+          <w14:ligatures w14:val="none"/>
+        </w:rPr>
+      </w:pPr>
+      <w:r>
+        <w:rPr>
+          <w:rFonts w:ascii="Consolas" w:eastAsia="Times New Roman" w:hAnsi="Consolas" w:cs="Times New Roman"/>
+          <w:color w:val="CCCCCC"/>
+          <w:kern w:val="0"/>
+          <w:sz w:val="21"/>
+          <w:szCs w:val="21"/>
+          <w14:ligatures w14:val="none"/>
+        </w:rPr>
+        <w:t xml:space="preserve">        We're open from </w:t>
+      </w:r>
+      <w:r>
+        <w:rPr>
+          <w:rFonts w:ascii="Consolas" w:eastAsia="Times New Roman" w:hAnsi="Consolas" w:cs="Times New Roman"/>
+          <w:color w:val="569CD6"/>
+          <w:kern w:val="0"/>
+          <w:sz w:val="21"/>
+          <w:szCs w:val="21"/>
+          <w14:ligatures w14:val="none"/>
+        </w:rPr>
+        <w:t>{</w:t>
+      </w:r>
+      <w:proofErr w:type="spellStart"/>
+      <w:r>
+        <w:rPr>
+          <w:rFonts w:ascii="Consolas" w:eastAsia="Times New Roman" w:hAnsi="Consolas" w:cs="Times New Roman"/>
+          <w:color w:val="9CDCFE"/>
+          <w:kern w:val="0"/>
+          <w:sz w:val="21"/>
+          <w:szCs w:val="21"/>
+          <w14:ligatures w14:val="none"/>
+        </w:rPr>
+        <w:t>openHour</w:t>
+      </w:r>
+      <w:proofErr w:type="spellEnd"/>
+      <w:r>
+        <w:rPr>
+          <w:rFonts w:ascii="Consolas" w:eastAsia="Times New Roman" w:hAnsi="Consolas" w:cs="Times New Roman"/>
+          <w:color w:val="569CD6"/>
+          <w:kern w:val="0"/>
+          <w:sz w:val="21"/>
+          <w:szCs w:val="21"/>
+          <w14:ligatures w14:val="none"/>
+        </w:rPr>
+        <w:t>}</w:t>
+      </w:r>
+      <w:r>
+        <w:rPr>
+          <w:rFonts w:ascii="Consolas" w:eastAsia="Times New Roman" w:hAnsi="Consolas" w:cs="Times New Roman"/>
+          <w:color w:val="CCCCCC"/>
+          <w:kern w:val="0"/>
+          <w:sz w:val="21"/>
+          <w:szCs w:val="21"/>
+          <w14:ligatures w14:val="none"/>
+        </w:rPr>
+        <w:t xml:space="preserve">:00 to </w:t>
+      </w:r>
+      <w:r>
+        <w:rPr>
+          <w:rFonts w:ascii="Consolas" w:eastAsia="Times New Roman" w:hAnsi="Consolas" w:cs="Times New Roman"/>
+          <w:color w:val="569CD6"/>
+          <w:kern w:val="0"/>
+          <w:sz w:val="21"/>
+          <w:szCs w:val="21"/>
+          <w14:ligatures w14:val="none"/>
+        </w:rPr>
+        <w:t>{</w:t>
+      </w:r>
+      <w:proofErr w:type="spellStart"/>
+      <w:r>
+        <w:rPr>
+          <w:rFonts w:ascii="Consolas" w:eastAsia="Times New Roman" w:hAnsi="Consolas" w:cs="Times New Roman"/>
+          <w:color w:val="9CDCFE"/>
+          <w:kern w:val="0"/>
+          <w:sz w:val="21"/>
+          <w:szCs w:val="21"/>
+          <w14:ligatures w14:val="none"/>
+        </w:rPr>
+        <w:t>closeHour</w:t>
+      </w:r>
+      <w:proofErr w:type="spellEnd"/>
+      <w:r>
+        <w:rPr>
+          <w:rFonts w:ascii="Consolas" w:eastAsia="Times New Roman" w:hAnsi="Consolas" w:cs="Times New Roman"/>
+          <w:color w:val="569CD6"/>
+          <w:kern w:val="0"/>
+          <w:sz w:val="21"/>
+          <w:szCs w:val="21"/>
+          <w14:ligatures w14:val="none"/>
+        </w:rPr>
+        <w:t>}</w:t>
+      </w:r>
+      <w:r>
+        <w:rPr>
+          <w:rFonts w:ascii="Consolas" w:eastAsia="Times New Roman" w:hAnsi="Consolas" w:cs="Times New Roman"/>
+          <w:color w:val="CCCCCC"/>
+          <w:kern w:val="0"/>
+          <w:sz w:val="21"/>
+          <w:szCs w:val="21"/>
+          <w14:ligatures w14:val="none"/>
+        </w:rPr>
+        <w:t xml:space="preserve">:00. Come visit us or </w:t>
+      </w:r>
+      <w:proofErr w:type="gramStart"/>
+      <w:r>
+        <w:rPr>
+          <w:rFonts w:ascii="Consolas" w:eastAsia="Times New Roman" w:hAnsi="Consolas" w:cs="Times New Roman"/>
+          <w:color w:val="CCCCCC"/>
+          <w:kern w:val="0"/>
+          <w:sz w:val="21"/>
+          <w:szCs w:val="21"/>
+          <w14:ligatures w14:val="none"/>
+        </w:rPr>
+        <w:t>order</w:t>
+      </w:r>
+      <w:proofErr w:type="gramEnd"/>
+    </w:p>
+    <w:p>
+      <w:pPr>
+        <w:pStyle w:val="ListParagraph"/>
+        <w:shd w:val="clear" w:color="auto" w:fill="1F1F1F"/>
+        <w:spacing w:after="0" w:line="285" w:lineRule="atLeast"/>
+        <w:rPr>
+          <w:rFonts w:ascii="Consolas" w:eastAsia="Times New Roman" w:hAnsi="Consolas" w:cs="Times New Roman"/>
+          <w:color w:val="CCCCCC"/>
+          <w:kern w:val="0"/>
+          <w:sz w:val="21"/>
+          <w:szCs w:val="21"/>
+          <w14:ligatures w14:val="none"/>
+        </w:rPr>
+      </w:pPr>
+      <w:r>
+        <w:rPr>
+          <w:rFonts w:ascii="Consolas" w:eastAsia="Times New Roman" w:hAnsi="Consolas" w:cs="Times New Roman"/>
+          <w:color w:val="CCCCCC"/>
+          <w:kern w:val="0"/>
+          <w:sz w:val="21"/>
+          <w:szCs w:val="21"/>
+          <w14:ligatures w14:val="none"/>
+        </w:rPr>
+        <w:t>        online.</w:t>
+      </w:r>
+    </w:p>
+    <w:p>
+      <w:pPr>
+        <w:pStyle w:val="ListParagraph"/>
+        <w:shd w:val="clear" w:color="auto" w:fill="1F1F1F"/>
+        <w:spacing w:after="0" w:line="285" w:lineRule="atLeast"/>
+        <w:rPr>
+          <w:rFonts w:ascii="Consolas" w:eastAsia="Times New Roman" w:hAnsi="Consolas" w:cs="Times New Roman"/>
+          <w:color w:val="CCCCCC"/>
+          <w:kern w:val="0"/>
+          <w:sz w:val="21"/>
+          <w:szCs w:val="21"/>
+          <w14:ligatures w14:val="none"/>
+        </w:rPr>
+      </w:pPr>
+      <w:r>
+        <w:rPr>
+          <w:rFonts w:ascii="Consolas" w:eastAsia="Times New Roman" w:hAnsi="Consolas" w:cs="Times New Roman"/>
+          <w:color w:val="CCCCCC"/>
+          <w:kern w:val="0"/>
+          <w:sz w:val="21"/>
+          <w:szCs w:val="21"/>
+          <w14:ligatures w14:val="none"/>
+        </w:rPr>
+        <w:t xml:space="preserve">      </w:t>
+      </w:r>
+      <w:r>
+        <w:rPr>
+          <w:rFonts w:ascii="Consolas" w:eastAsia="Times New Roman" w:hAnsi="Consolas" w:cs="Times New Roman"/>
+          <w:color w:val="808080"/>
+          <w:kern w:val="0"/>
+          <w:sz w:val="21"/>
+          <w:szCs w:val="21"/>
+          <w14:ligatures w14:val="none"/>
+        </w:rPr>
+        <w:t>&lt;/</w:t>
+      </w:r>
+      <w:r>
+        <w:rPr>
+          <w:rFonts w:ascii="Consolas" w:eastAsia="Times New Roman" w:hAnsi="Consolas" w:cs="Times New Roman"/>
+          <w:color w:val="569CD6"/>
+          <w:kern w:val="0"/>
+          <w:sz w:val="21"/>
+          <w:szCs w:val="21"/>
+          <w14:ligatures w14:val="none"/>
+        </w:rPr>
+        <w:t>p</w:t>
+      </w:r>
+      <w:r>
+        <w:rPr>
+          <w:rFonts w:ascii="Consolas" w:eastAsia="Times New Roman" w:hAnsi="Consolas" w:cs="Times New Roman"/>
+          <w:color w:val="808080"/>
+          <w:kern w:val="0"/>
+          <w:sz w:val="21"/>
+          <w:szCs w:val="21"/>
+          <w14:ligatures w14:val="none"/>
+        </w:rPr>
+        <w:t>&gt;</w:t>
+      </w:r>
+    </w:p>
+    <w:p>
+      <w:pPr>
+        <w:pStyle w:val="ListParagraph"/>
+        <w:shd w:val="clear" w:color="auto" w:fill="1F1F1F"/>
+        <w:spacing w:after="0" w:line="285" w:lineRule="atLeast"/>
+        <w:rPr>
+          <w:rFonts w:ascii="Consolas" w:eastAsia="Times New Roman" w:hAnsi="Consolas" w:cs="Times New Roman"/>
+          <w:color w:val="CCCCCC"/>
+          <w:kern w:val="0"/>
+          <w:sz w:val="21"/>
+          <w:szCs w:val="21"/>
+          <w14:ligatures w14:val="none"/>
+        </w:rPr>
+      </w:pPr>
+      <w:r>
+        <w:rPr>
+          <w:rFonts w:ascii="Consolas" w:eastAsia="Times New Roman" w:hAnsi="Consolas" w:cs="Times New Roman"/>
+          <w:color w:val="CCCCCC"/>
+          <w:kern w:val="0"/>
+          <w:sz w:val="21"/>
+          <w:szCs w:val="21"/>
+          <w14:ligatures w14:val="none"/>
+        </w:rPr>
+        <w:t xml:space="preserve">      </w:t>
+      </w:r>
+      <w:r>
+        <w:rPr>
+          <w:rFonts w:ascii="Consolas" w:eastAsia="Times New Roman" w:hAnsi="Consolas" w:cs="Times New Roman"/>
+          <w:color w:val="808080"/>
+          <w:kern w:val="0"/>
+          <w:sz w:val="21"/>
+          <w:szCs w:val="21"/>
+          <w14:ligatures w14:val="none"/>
+        </w:rPr>
+        <w:t>&lt;</w:t>
+      </w:r>
+      <w:r>
+        <w:rPr>
+          <w:rFonts w:ascii="Consolas" w:eastAsia="Times New Roman" w:hAnsi="Consolas" w:cs="Times New Roman"/>
+          <w:color w:val="569CD6"/>
+          <w:kern w:val="0"/>
+          <w:sz w:val="21"/>
+          <w:szCs w:val="21"/>
+          <w14:ligatures w14:val="none"/>
+        </w:rPr>
+        <w:t>button</w:t>
+      </w:r>
+      <w:r>
+        <w:rPr>
+          <w:rFonts w:ascii="Consolas" w:eastAsia="Times New Roman" w:hAnsi="Consolas" w:cs="Times New Roman"/>
+          <w:color w:val="CCCCCC"/>
+          <w:kern w:val="0"/>
+          <w:sz w:val="21"/>
+          <w:szCs w:val="21"/>
+          <w14:ligatures w14:val="none"/>
+        </w:rPr>
+        <w:t xml:space="preserve"> </w:t>
+      </w:r>
+      <w:proofErr w:type="spellStart"/>
+      <w:r>
+        <w:rPr>
+          <w:rFonts w:ascii="Consolas" w:eastAsia="Times New Roman" w:hAnsi="Consolas" w:cs="Times New Roman"/>
+          <w:color w:val="9CDCFE"/>
+          <w:kern w:val="0"/>
+          <w:sz w:val="21"/>
+          <w:szCs w:val="21"/>
+          <w14:ligatures w14:val="none"/>
+        </w:rPr>
+        <w:t>className</w:t>
+      </w:r>
+      <w:proofErr w:type="spellEnd"/>
+      <w:r>
+        <w:rPr>
+          <w:rFonts w:ascii="Consolas" w:eastAsia="Times New Roman" w:hAnsi="Consolas" w:cs="Times New Roman"/>
+          <w:color w:val="D4D4D4"/>
+          <w:kern w:val="0"/>
+          <w:sz w:val="21"/>
+          <w:szCs w:val="21"/>
+          <w14:ligatures w14:val="none"/>
+        </w:rPr>
+        <w:t>=</w:t>
+      </w:r>
+      <w:r>
+        <w:rPr>
+          <w:rFonts w:ascii="Consolas" w:eastAsia="Times New Roman" w:hAnsi="Consolas" w:cs="Times New Roman"/>
+          <w:color w:val="CE9178"/>
+          <w:kern w:val="0"/>
+          <w:sz w:val="21"/>
+          <w:szCs w:val="21"/>
+          <w14:ligatures w14:val="none"/>
+        </w:rPr>
+        <w:t>"</w:t>
+      </w:r>
+      <w:proofErr w:type="spellStart"/>
+      <w:r>
+        <w:rPr>
+          <w:rFonts w:ascii="Consolas" w:eastAsia="Times New Roman" w:hAnsi="Consolas" w:cs="Times New Roman"/>
+          <w:color w:val="CE9178"/>
+          <w:kern w:val="0"/>
+          <w:sz w:val="21"/>
+          <w:szCs w:val="21"/>
+          <w14:ligatures w14:val="none"/>
+        </w:rPr>
+        <w:t>btn</w:t>
+      </w:r>
+      <w:proofErr w:type="spellEnd"/>
+      <w:r>
+        <w:rPr>
+          <w:rFonts w:ascii="Consolas" w:eastAsia="Times New Roman" w:hAnsi="Consolas" w:cs="Times New Roman"/>
+          <w:color w:val="CE9178"/>
+          <w:kern w:val="0"/>
+          <w:sz w:val="21"/>
+          <w:szCs w:val="21"/>
+          <w14:ligatures w14:val="none"/>
+        </w:rPr>
+        <w:t>"</w:t>
+      </w:r>
+      <w:r>
+        <w:rPr>
+          <w:rFonts w:ascii="Consolas" w:eastAsia="Times New Roman" w:hAnsi="Consolas" w:cs="Times New Roman"/>
+          <w:color w:val="808080"/>
+          <w:kern w:val="0"/>
+          <w:sz w:val="21"/>
+          <w:szCs w:val="21"/>
+          <w14:ligatures w14:val="none"/>
+        </w:rPr>
+        <w:t>&gt;</w:t>
+      </w:r>
+      <w:r>
+        <w:rPr>
+          <w:rFonts w:ascii="Consolas" w:eastAsia="Times New Roman" w:hAnsi="Consolas" w:cs="Times New Roman"/>
+          <w:color w:val="CCCCCC"/>
+          <w:kern w:val="0"/>
+          <w:sz w:val="21"/>
+          <w:szCs w:val="21"/>
+          <w14:ligatures w14:val="none"/>
+        </w:rPr>
+        <w:t>Order</w:t>
+      </w:r>
+      <w:r>
+        <w:rPr>
+          <w:rFonts w:ascii="Consolas" w:eastAsia="Times New Roman" w:hAnsi="Consolas" w:cs="Times New Roman"/>
+          <w:color w:val="808080"/>
+          <w:kern w:val="0"/>
+          <w:sz w:val="21"/>
+          <w:szCs w:val="21"/>
+          <w14:ligatures w14:val="none"/>
+        </w:rPr>
+        <w:t>&lt;/</w:t>
+      </w:r>
+      <w:r>
+        <w:rPr>
+          <w:rFonts w:ascii="Consolas" w:eastAsia="Times New Roman" w:hAnsi="Consolas" w:cs="Times New Roman"/>
+          <w:color w:val="569CD6"/>
+          <w:kern w:val="0"/>
+          <w:sz w:val="21"/>
+          <w:szCs w:val="21"/>
+          <w14:ligatures w14:val="none"/>
+        </w:rPr>
+        <w:t>button</w:t>
+      </w:r>
+      <w:r>
+        <w:rPr>
+          <w:rFonts w:ascii="Consolas" w:eastAsia="Times New Roman" w:hAnsi="Consolas" w:cs="Times New Roman"/>
+          <w:color w:val="808080"/>
+          <w:kern w:val="0"/>
+          <w:sz w:val="21"/>
+          <w:szCs w:val="21"/>
+          <w14:ligatures w14:val="none"/>
+        </w:rPr>
+        <w:t>&gt;</w:t>
+      </w:r>
+    </w:p>
+    <w:p>
+      <w:pPr>
+        <w:pStyle w:val="ListParagraph"/>
+        <w:shd w:val="clear" w:color="auto" w:fill="1F1F1F"/>
+        <w:spacing w:after="0" w:line="285" w:lineRule="atLeast"/>
+        <w:rPr>
+          <w:rFonts w:ascii="Consolas" w:eastAsia="Times New Roman" w:hAnsi="Consolas" w:cs="Times New Roman"/>
+          <w:color w:val="CCCCCC"/>
+          <w:kern w:val="0"/>
+          <w:sz w:val="21"/>
+          <w:szCs w:val="21"/>
+          <w14:ligatures w14:val="none"/>
+        </w:rPr>
+      </w:pPr>
+      <w:r>
+        <w:rPr>
+          <w:rFonts w:ascii="Consolas" w:eastAsia="Times New Roman" w:hAnsi="Consolas" w:cs="Times New Roman"/>
+          <w:color w:val="CCCCCC"/>
+          <w:kern w:val="0"/>
+          <w:sz w:val="21"/>
+          <w:szCs w:val="21"/>
+          <w14:ligatures w14:val="none"/>
+        </w:rPr>
+        <w:t xml:space="preserve">    </w:t>
+      </w:r>
+      <w:r>
+        <w:rPr>
+          <w:rFonts w:ascii="Consolas" w:eastAsia="Times New Roman" w:hAnsi="Consolas" w:cs="Times New Roman"/>
+          <w:color w:val="808080"/>
+          <w:kern w:val="0"/>
+          <w:sz w:val="21"/>
+          <w:szCs w:val="21"/>
+          <w14:ligatures w14:val="none"/>
+        </w:rPr>
+        <w:t>&lt;/</w:t>
+      </w:r>
+      <w:r>
+        <w:rPr>
+          <w:rFonts w:ascii="Consolas" w:eastAsia="Times New Roman" w:hAnsi="Consolas" w:cs="Times New Roman"/>
+          <w:color w:val="569CD6"/>
+          <w:kern w:val="0"/>
+          <w:sz w:val="21"/>
+          <w:szCs w:val="21"/>
+          <w14:ligatures w14:val="none"/>
+        </w:rPr>
+        <w:t>div</w:t>
+      </w:r>
+      <w:r>
+        <w:rPr>
+          <w:rFonts w:ascii="Consolas" w:eastAsia="Times New Roman" w:hAnsi="Consolas" w:cs="Times New Roman"/>
+          <w:color w:val="808080"/>
+          <w:kern w:val="0"/>
+          <w:sz w:val="21"/>
+          <w:szCs w:val="21"/>
+          <w14:ligatures w14:val="none"/>
+        </w:rPr>
+        <w:t>&gt;</w:t>
+      </w:r>
+    </w:p>
+    <w:p>
+      <w:pPr>
+        <w:pStyle w:val="ListParagraph"/>
+        <w:shd w:val="clear" w:color="auto" w:fill="1F1F1F"/>
+        <w:spacing w:after="0" w:line="285" w:lineRule="atLeast"/>
+        <w:rPr>
+          <w:rFonts w:ascii="Consolas" w:eastAsia="Times New Roman" w:hAnsi="Consolas" w:cs="Times New Roman"/>
+          <w:color w:val="CCCCCC"/>
+          <w:kern w:val="0"/>
+          <w:sz w:val="21"/>
+          <w:szCs w:val="21"/>
+          <w14:ligatures w14:val="none"/>
+        </w:rPr>
+      </w:pPr>
+      <w:r>
+        <w:rPr>
+          <w:rFonts w:ascii="Consolas" w:eastAsia="Times New Roman" w:hAnsi="Consolas" w:cs="Times New Roman"/>
+          <w:color w:val="CCCCCC"/>
+          <w:kern w:val="0"/>
+          <w:sz w:val="21"/>
+          <w:szCs w:val="21"/>
+          <w14:ligatures w14:val="none"/>
+        </w:rPr>
+        <w:t>  );</w:t>
+      </w:r>
+    </w:p>
+    <w:p>
+      <w:pPr>
+        <w:pStyle w:val="ListParagraph"/>
+        <w:shd w:val="clear" w:color="auto" w:fill="1F1F1F"/>
+        <w:spacing w:after="0" w:line="285" w:lineRule="atLeast"/>
+        <w:rPr>
+          <w:rFonts w:ascii="Consolas" w:eastAsia="Times New Roman" w:hAnsi="Consolas" w:cs="Times New Roman"/>
+          <w:color w:val="CCCCCC"/>
+          <w:kern w:val="0"/>
+          <w:sz w:val="21"/>
+          <w:szCs w:val="21"/>
+          <w14:ligatures w14:val="none"/>
+        </w:rPr>
+      </w:pPr>
+      <w:r>
+        <w:rPr>
+          <w:rFonts w:ascii="Consolas" w:eastAsia="Times New Roman" w:hAnsi="Consolas" w:cs="Times New Roman"/>
+          <w:color w:val="CCCCCC"/>
+          <w:kern w:val="0"/>
+          <w:sz w:val="21"/>
+          <w:szCs w:val="21"/>
+          <w14:ligatures w14:val="none"/>
+        </w:rPr>
+        <w:t>}</w:t>
+      </w:r>
+    </w:p>
+    <w:p>
+      <w:pPr>
+        <w:pStyle w:val="ListParagraph"/>
+        <w:numPr>
+          <w:ilvl w:val="0"/>
+          <w:numId w:val="1"/>
+        </w:numPr>
+      </w:pPr>
+      <w:r>
+        <w:t xml:space="preserve">Fragments are used to render both </w:t>
+      </w:r>
+      <w:proofErr w:type="gramStart"/>
+      <w:r>
+        <w:t>element</w:t>
+      </w:r>
+      <w:proofErr w:type="gramEnd"/>
+      <w:r>
+        <w:t xml:space="preserve"> </w:t>
+      </w:r>
+      <w:r>
+        <w:t>separately in a JSX where we have to return a single unit.</w:t>
+      </w:r>
+      <w:r>
+        <w:t xml:space="preserve"> “&lt;&gt; &lt;/&gt;”</w:t>
+      </w:r>
+    </w:p>
+    <w:p/>
+    <w:p/>
+    <w:p/>
+    <w:p/>
+    <w:p/>
+    <w:p/>
+    <w:p/>
+    <w:p/>
+    <w:p>
+      <w:pPr>
+        <w:pStyle w:val="Heading1"/>
+      </w:pPr>
+      <w:r>
+        <w:rPr>
+          <w:highlight w:val="yellow"/>
+        </w:rPr>
+        <w:lastRenderedPageBreak/>
+        <w:t>CREATING NEXT APP</w:t>
+      </w:r>
+    </w:p>
+    <w:p>
+      <w:pPr>
+        <w:pStyle w:val="ListParagraph"/>
+        <w:numPr>
+          <w:ilvl w:val="0"/>
+          <w:numId w:val="1"/>
+        </w:numPr>
+      </w:pPr>
+      <w:r>
+        <w:t xml:space="preserve">State is help </w:t>
+      </w:r>
+      <w:r>
+        <w:t>re render the component.</w:t>
+      </w:r>
+    </w:p>
+    <w:p>
+      <w:pPr>
+        <w:pStyle w:val="ListParagraph"/>
+        <w:numPr>
+          <w:ilvl w:val="0"/>
+          <w:numId w:val="1"/>
+        </w:numPr>
+      </w:pPr>
+      <w:r>
+        <w:t>Changing the state will change the UI.</w:t>
+      </w:r>
+    </w:p>
+    <w:p>
+      <w:pPr>
+        <w:pStyle w:val="ListParagraph"/>
+        <w:numPr>
+          <w:ilvl w:val="0"/>
+          <w:numId w:val="1"/>
+        </w:numPr>
+      </w:pPr>
+      <w:r>
+        <w:t>Local State &amp; Global State</w:t>
+      </w:r>
+    </w:p>
+    <w:p>
+      <w:pPr>
+        <w:pStyle w:val="ListParagraph"/>
+        <w:numPr>
+          <w:ilvl w:val="0"/>
+          <w:numId w:val="1"/>
+        </w:numPr>
+      </w:pPr>
+      <w:r>
+        <w:t xml:space="preserve">Children props </w:t>
+      </w:r>
+    </w:p>
+    <w:p>
+      <w:pPr>
+        <w:pStyle w:val="ListParagraph"/>
+      </w:pPr>
+      <w:r>
+        <w:t>Accessed with &lt;</w:t>
+      </w:r>
+      <w:r>
+        <w:t>TAG</w:t>
+      </w:r>
+      <w:r>
+        <w:t xml:space="preserve">&gt; </w:t>
+      </w:r>
+      <w:proofErr w:type="spellStart"/>
+      <w:r>
+        <w:t>childrentextelementanything</w:t>
+      </w:r>
+      <w:proofErr w:type="spellEnd"/>
+      <w:r>
+        <w:t xml:space="preserve"> &lt;/TAG&gt; and </w:t>
+      </w:r>
+      <w:proofErr w:type="gramStart"/>
+      <w:r>
+        <w:t>then</w:t>
+      </w:r>
+      <w:r>
+        <w:t>,,,,</w:t>
+      </w:r>
+      <w:proofErr w:type="gramEnd"/>
+      <w:r>
+        <w:t xml:space="preserve"> </w:t>
+      </w:r>
+    </w:p>
+    <w:p>
+      <w:pPr>
+        <w:pStyle w:val="ListParagraph"/>
+      </w:pPr>
+      <w:r>
+        <w:t xml:space="preserve">function </w:t>
+      </w:r>
+      <w:proofErr w:type="gramStart"/>
+      <w:r>
+        <w:t>TAG(</w:t>
+      </w:r>
+      <w:proofErr w:type="gramEnd"/>
+      <w:r>
+        <w:t>{ children}){   …..  }</w:t>
       </w:r>
     </w:p>
     <w:p>
@@ -3225,7 +5182,7 @@
   <w:abstractNum w:abstractNumId="0" w15:restartNumberingAfterBreak="0">
     <w:nsid w:val="53407282"/>
     <w:multiLevelType w:val="hybridMultilevel"/>
-    <w:tmpl w:val="76680F50"/>
+    <w:tmpl w:val="DC204530"/>
     <w:lvl w:ilvl="0" w:tplc="04090001">
       <w:start w:val="1"/>
       <w:numFmt w:val="bullet"/>
@@ -3742,6 +5699,27 @@
     <w:name w:val="Normal"/>
     <w:qFormat/>
   </w:style>
+  <w:style w:type="paragraph" w:styleId="Heading1">
+    <w:name w:val="heading 1"/>
+    <w:basedOn w:val="Normal"/>
+    <w:next w:val="Normal"/>
+    <w:link w:val="Heading1Char"/>
+    <w:uiPriority w:val="9"/>
+    <w:qFormat/>
+    <w:rsid w:val="005A0C89"/>
+    <w:pPr>
+      <w:keepNext/>
+      <w:keepLines/>
+      <w:spacing w:before="240" w:after="0"/>
+      <w:outlineLvl w:val="0"/>
+    </w:pPr>
+    <w:rPr>
+      <w:rFonts w:asciiTheme="majorHAnsi" w:eastAsiaTheme="majorEastAsia" w:hAnsiTheme="majorHAnsi" w:cstheme="majorBidi"/>
+      <w:color w:val="2F5496" w:themeColor="accent1" w:themeShade="BF"/>
+      <w:sz w:val="32"/>
+      <w:szCs w:val="32"/>
+    </w:rPr>
+  </w:style>
   <w:style w:type="character" w:default="1" w:styleId="DefaultParagraphFont">
     <w:name w:val="Default Paragraph Font"/>
     <w:uiPriority w:val="1"/>
@@ -3779,6 +5757,42 @@
       <w:ind w:left="720"/>
       <w:contextualSpacing/>
     </w:pPr>
+  </w:style>
+  <w:style w:type="character" w:styleId="Hyperlink">
+    <w:name w:val="Hyperlink"/>
+    <w:basedOn w:val="DefaultParagraphFont"/>
+    <w:uiPriority w:val="99"/>
+    <w:unhideWhenUsed/>
+    <w:rsid w:val="004B5507"/>
+    <w:rPr>
+      <w:color w:val="0563C1" w:themeColor="hyperlink"/>
+      <w:u w:val="single"/>
+    </w:rPr>
+  </w:style>
+  <w:style w:type="character" w:styleId="UnresolvedMention">
+    <w:name w:val="Unresolved Mention"/>
+    <w:basedOn w:val="DefaultParagraphFont"/>
+    <w:uiPriority w:val="99"/>
+    <w:semiHidden/>
+    <w:unhideWhenUsed/>
+    <w:rsid w:val="004B5507"/>
+    <w:rPr>
+      <w:color w:val="605E5C"/>
+      <w:shd w:val="clear" w:color="auto" w:fill="E1DFDD"/>
+    </w:rPr>
+  </w:style>
+  <w:style w:type="character" w:customStyle="1" w:styleId="Heading1Char">
+    <w:name w:val="Heading 1 Char"/>
+    <w:basedOn w:val="DefaultParagraphFont"/>
+    <w:link w:val="Heading1"/>
+    <w:uiPriority w:val="9"/>
+    <w:rsid w:val="005A0C89"/>
+    <w:rPr>
+      <w:rFonts w:asciiTheme="majorHAnsi" w:eastAsiaTheme="majorEastAsia" w:hAnsiTheme="majorHAnsi" w:cstheme="majorBidi"/>
+      <w:color w:val="2F5496" w:themeColor="accent1" w:themeShade="BF"/>
+      <w:sz w:val="32"/>
+      <w:szCs w:val="32"/>
+    </w:rPr>
   </w:style>
 </w:styles>
 </file>

--- a/theUltimateReactCourse2024.docx
+++ b/theUltimateReactCourse2024.docx
@@ -27,7 +27,6 @@
           <w:szCs w:val="24"/>
         </w:rPr>
       </w:pPr>
-      <w:proofErr w:type="spellStart"/>
       <w:r>
         <w:rPr>
           <w:sz w:val="24"/>
@@ -40,46 +39,44 @@
           <w:sz w:val="24"/>
           <w:szCs w:val="24"/>
         </w:rPr>
-        <w:t>px</w:t>
-      </w:r>
-      <w:proofErr w:type="spellEnd"/>
+        <w:t>px create-react-app</w:t>
+      </w:r>
       <w:r>
         <w:rPr>
           <w:sz w:val="24"/>
           <w:szCs w:val="24"/>
         </w:rPr>
-        <w:t xml:space="preserve"> create-react-app</w:t>
-      </w:r>
-      <w:r>
+        <w:t xml:space="preserve"> to make a react app.</w:t>
+      </w:r>
+    </w:p>
+    <w:p>
+      <w:pPr>
         <w:rPr>
           <w:sz w:val="24"/>
           <w:szCs w:val="24"/>
         </w:rPr>
-        <w:t xml:space="preserve"> to make a react app.</w:t>
-      </w:r>
-    </w:p>
-    <w:p>
-      <w:pPr>
+      </w:pPr>
+      <w:r>
         <w:rPr>
           <w:sz w:val="24"/>
           <w:szCs w:val="24"/>
         </w:rPr>
-      </w:pPr>
-      <w:proofErr w:type="spellStart"/>
-      <w:r>
+        <w:t>Npx means node package executer.</w:t>
+      </w:r>
+    </w:p>
+    <w:p>
+      <w:pPr>
         <w:rPr>
           <w:sz w:val="24"/>
           <w:szCs w:val="24"/>
         </w:rPr>
-        <w:t>Npx</w:t>
-      </w:r>
-      <w:proofErr w:type="spellEnd"/>
+      </w:pPr>
       <w:r>
         <w:rPr>
           <w:sz w:val="24"/>
           <w:szCs w:val="24"/>
         </w:rPr>
-        <w:t xml:space="preserve"> means node package executer.</w:t>
+        <w:t>Npm means node package manager.</w:t>
       </w:r>
     </w:p>
     <w:p>
@@ -89,40 +86,66 @@
           <w:szCs w:val="24"/>
         </w:rPr>
       </w:pPr>
-      <w:proofErr w:type="spellStart"/>
       <w:r>
         <w:rPr>
           <w:sz w:val="24"/>
           <w:szCs w:val="24"/>
         </w:rPr>
-        <w:t>Npm</w:t>
-      </w:r>
-      <w:proofErr w:type="spellEnd"/>
+        <w:t>Node</w:t>
+      </w:r>
       <w:r>
         <w:rPr>
           <w:sz w:val="24"/>
           <w:szCs w:val="24"/>
         </w:rPr>
-        <w:t xml:space="preserve"> means node package manager.</w:t>
+        <w:t xml:space="preserve">JS </w:t>
+      </w:r>
+      <w:r>
+        <w:rPr>
+          <w:sz w:val="24"/>
+          <w:szCs w:val="24"/>
+        </w:rPr>
+        <w:t>21.4.0</w:t>
+      </w:r>
+    </w:p>
+    <w:p>
+      <w:pPr>
+        <w:rPr>
+          <w:sz w:val="24"/>
+          <w:szCs w:val="24"/>
+        </w:rPr>
+      </w:pPr>
+      <w:r>
+        <w:rPr>
+          <w:sz w:val="24"/>
+          <w:szCs w:val="24"/>
+        </w:rPr>
+        <w:t>React</w:t>
+      </w:r>
+      <w:r>
+        <w:rPr>
+          <w:sz w:val="24"/>
+          <w:szCs w:val="24"/>
+        </w:rPr>
+        <w:t>JS</w:t>
+      </w:r>
+      <w:r>
+        <w:rPr>
+          <w:sz w:val="24"/>
+          <w:szCs w:val="24"/>
+        </w:rPr>
+        <w:t xml:space="preserve"> 18.2.0</w:t>
       </w:r>
     </w:p>
     <w:p>
       <w:pPr>
         <w:pStyle w:val="Heading1"/>
       </w:pPr>
-      <w:proofErr w:type="spellStart"/>
       <w:r>
         <w:rPr>
           <w:highlight w:val="yellow"/>
         </w:rPr>
-        <w:t>Javascript</w:t>
-      </w:r>
-      <w:proofErr w:type="spellEnd"/>
-      <w:r>
-        <w:rPr>
-          <w:highlight w:val="yellow"/>
-        </w:rPr>
-        <w:t xml:space="preserve"> Review</w:t>
+        <w:t>Javascript Review</w:t>
       </w:r>
     </w:p>
     <w:p>
@@ -137,13 +160,8 @@
         <w:t xml:space="preserve">Quokka </w:t>
       </w:r>
       <w:r>
-        <w:t xml:space="preserve">extension </w:t>
-      </w:r>
-      <w:proofErr w:type="gramStart"/>
-      <w:r>
-        <w:t>installed</w:t>
-      </w:r>
-      <w:proofErr w:type="gramEnd"/>
+        <w:t>extension installed</w:t>
+      </w:r>
     </w:p>
     <w:p>
       <w:pPr>
@@ -169,15 +187,7 @@
         <w:t>Template Literals `</w:t>
       </w:r>
       <w:r>
-        <w:t>$</w:t>
-      </w:r>
-      <w:proofErr w:type="gramStart"/>
-      <w:r>
-        <w:t>{}`</w:t>
-      </w:r>
-      <w:proofErr w:type="gramEnd"/>
-      <w:r>
-        <w:t xml:space="preserve"> these are created with backticks.</w:t>
+        <w:t>${}` these are created with backticks.</w:t>
       </w:r>
     </w:p>
     <w:p>
@@ -188,24 +198,11 @@
           <w:numId w:val="1"/>
         </w:numPr>
       </w:pPr>
-      <w:proofErr w:type="spellStart"/>
-      <w:r>
-        <w:t>Terniary</w:t>
-      </w:r>
-      <w:proofErr w:type="spellEnd"/>
-      <w:r>
-        <w:t xml:space="preserve"> </w:t>
-      </w:r>
-      <w:proofErr w:type="gramStart"/>
-      <w:r>
-        <w:t>Operator</w:t>
-      </w:r>
-      <w:r>
-        <w:t xml:space="preserve"> ?</w:t>
-      </w:r>
-      <w:proofErr w:type="gramEnd"/>
-      <w:r>
-        <w:t xml:space="preserve"> :</w:t>
+      <w:r>
+        <w:t>Terniary Operator</w:t>
+      </w:r>
+      <w:r>
+        <w:t xml:space="preserve"> ? :</w:t>
       </w:r>
     </w:p>
     <w:p>
@@ -217,13 +214,8 @@
         </w:numPr>
       </w:pPr>
       <w:r>
-        <w:t xml:space="preserve">Arrow function to create </w:t>
-      </w:r>
-      <w:proofErr w:type="gramStart"/>
-      <w:r>
-        <w:t>function</w:t>
-      </w:r>
-      <w:proofErr w:type="gramEnd"/>
+        <w:t>Arrow function to create function</w:t>
+      </w:r>
     </w:p>
     <w:p>
       <w:pPr>
@@ -261,7 +253,6 @@
         </w:rPr>
         <w:t xml:space="preserve"> </w:t>
       </w:r>
-      <w:proofErr w:type="spellStart"/>
       <w:r>
         <w:rPr>
           <w:rFonts w:ascii="Consolas" w:eastAsia="Times New Roman" w:hAnsi="Consolas" w:cs="Times New Roman"/>
@@ -273,7 +264,6 @@
         </w:rPr>
         <w:t>getYear</w:t>
       </w:r>
-      <w:proofErr w:type="spellEnd"/>
       <w:r>
         <w:rPr>
           <w:rFonts w:ascii="Consolas" w:eastAsia="Times New Roman" w:hAnsi="Consolas" w:cs="Times New Roman"/>
@@ -351,8 +341,6 @@
         </w:rPr>
         <w:t xml:space="preserve"> </w:t>
       </w:r>
-      <w:proofErr w:type="spellStart"/>
-      <w:proofErr w:type="gramStart"/>
       <w:r>
         <w:rPr>
           <w:rFonts w:ascii="Consolas" w:eastAsia="Times New Roman" w:hAnsi="Consolas" w:cs="Times New Roman"/>
@@ -386,8 +374,6 @@
         </w:rPr>
         <w:t>split</w:t>
       </w:r>
-      <w:proofErr w:type="spellEnd"/>
-      <w:proofErr w:type="gramEnd"/>
       <w:r>
         <w:rPr>
           <w:rFonts w:ascii="Consolas" w:eastAsia="Times New Roman" w:hAnsi="Consolas" w:cs="Times New Roman"/>
@@ -455,7 +441,6 @@
       <w:r>
         <w:t xml:space="preserve">?? </w:t>
       </w:r>
-      <w:proofErr w:type="spellStart"/>
       <w:r>
         <w:rPr>
           <w:rFonts w:ascii="Roboto" w:hAnsi="Roboto"/>
@@ -464,9 +449,8 @@
           <w:szCs w:val="27"/>
           <w:shd w:val="clear" w:color="auto" w:fill="202124"/>
         </w:rPr>
-        <w:t>nullish</w:t>
-      </w:r>
-      <w:proofErr w:type="spellEnd"/>
+        <w:t>nullish coalescing operator</w:t>
+      </w:r>
       <w:r>
         <w:rPr>
           <w:rFonts w:ascii="Roboto" w:hAnsi="Roboto"/>
@@ -475,7 +459,7 @@
           <w:szCs w:val="27"/>
           <w:shd w:val="clear" w:color="auto" w:fill="202124"/>
         </w:rPr>
-        <w:t xml:space="preserve"> coalescing operator</w:t>
+        <w:t xml:space="preserve"> is used to resolve null </w:t>
       </w:r>
       <w:r>
         <w:rPr>
@@ -485,16 +469,6 @@
           <w:szCs w:val="27"/>
           <w:shd w:val="clear" w:color="auto" w:fill="202124"/>
         </w:rPr>
-        <w:t xml:space="preserve"> is used to resolve null </w:t>
-      </w:r>
-      <w:r>
-        <w:rPr>
-          <w:rFonts w:ascii="Roboto" w:hAnsi="Roboto"/>
-          <w:color w:val="EEF0FF"/>
-          <w:sz w:val="27"/>
-          <w:szCs w:val="27"/>
-          <w:shd w:val="clear" w:color="auto" w:fill="202124"/>
-        </w:rPr>
         <w:t>or undefined data.</w:t>
       </w:r>
     </w:p>
@@ -735,7 +709,6 @@
         </w:rPr>
         <w:t>6</w:t>
       </w:r>
-      <w:proofErr w:type="gramStart"/>
       <w:r>
         <w:rPr>
           <w:rFonts w:ascii="Consolas" w:eastAsia="Times New Roman" w:hAnsi="Consolas" w:cs="Times New Roman"/>
@@ -758,7 +731,6 @@
         </w:rPr>
         <w:t>map</w:t>
       </w:r>
-      <w:proofErr w:type="gramEnd"/>
       <w:r>
         <w:rPr>
           <w:rFonts w:ascii="Consolas" w:eastAsia="Times New Roman" w:hAnsi="Consolas" w:cs="Times New Roman"/>
@@ -770,7 +742,6 @@
         </w:rPr>
         <w:t>((</w:t>
       </w:r>
-      <w:proofErr w:type="spellStart"/>
       <w:r>
         <w:rPr>
           <w:rFonts w:ascii="Consolas" w:eastAsia="Times New Roman" w:hAnsi="Consolas" w:cs="Times New Roman"/>
@@ -782,7 +753,6 @@
         </w:rPr>
         <w:t>el</w:t>
       </w:r>
-      <w:proofErr w:type="spellEnd"/>
       <w:r>
         <w:rPr>
           <w:rFonts w:ascii="Consolas" w:eastAsia="Times New Roman" w:hAnsi="Consolas" w:cs="Times New Roman"/>
@@ -816,7 +786,6 @@
         </w:rPr>
         <w:t xml:space="preserve"> </w:t>
       </w:r>
-      <w:proofErr w:type="spellStart"/>
       <w:r>
         <w:rPr>
           <w:rFonts w:ascii="Consolas" w:eastAsia="Times New Roman" w:hAnsi="Consolas" w:cs="Times New Roman"/>
@@ -828,7 +797,6 @@
         </w:rPr>
         <w:t>el</w:t>
       </w:r>
-      <w:proofErr w:type="spellEnd"/>
       <w:r>
         <w:rPr>
           <w:rFonts w:ascii="Consolas" w:eastAsia="Times New Roman" w:hAnsi="Consolas" w:cs="Times New Roman"/>
@@ -933,7 +901,6 @@
         </w:rPr>
         <w:t xml:space="preserve"> </w:t>
       </w:r>
-      <w:proofErr w:type="spellStart"/>
       <w:r>
         <w:rPr>
           <w:rFonts w:ascii="Consolas" w:eastAsia="Times New Roman" w:hAnsi="Consolas" w:cs="Times New Roman"/>
@@ -945,7 +912,6 @@
         </w:rPr>
         <w:t>longBooksHaveMovieAdaptation</w:t>
       </w:r>
-      <w:proofErr w:type="spellEnd"/>
       <w:r>
         <w:rPr>
           <w:rFonts w:ascii="Consolas" w:eastAsia="Times New Roman" w:hAnsi="Consolas" w:cs="Times New Roman"/>
@@ -1014,9 +980,85 @@
           <w:szCs w:val="21"/>
           <w14:ligatures w14:val="none"/>
         </w:rPr>
-        <w:t xml:space="preserve">  </w:t>
-      </w:r>
-      <w:proofErr w:type="gramStart"/>
+        <w:t>  .</w:t>
+      </w:r>
+      <w:r>
+        <w:rPr>
+          <w:rFonts w:ascii="Consolas" w:eastAsia="Times New Roman" w:hAnsi="Consolas" w:cs="Times New Roman"/>
+          <w:color w:val="DCDCAA"/>
+          <w:kern w:val="0"/>
+          <w:sz w:val="21"/>
+          <w:szCs w:val="21"/>
+          <w14:ligatures w14:val="none"/>
+        </w:rPr>
+        <w:t>filter</w:t>
+      </w:r>
+      <w:r>
+        <w:rPr>
+          <w:rFonts w:ascii="Consolas" w:eastAsia="Times New Roman" w:hAnsi="Consolas" w:cs="Times New Roman"/>
+          <w:color w:val="CCCCCC"/>
+          <w:kern w:val="0"/>
+          <w:sz w:val="21"/>
+          <w:szCs w:val="21"/>
+          <w14:ligatures w14:val="none"/>
+        </w:rPr>
+        <w:t>((</w:t>
+      </w:r>
+      <w:r>
+        <w:rPr>
+          <w:rFonts w:ascii="Consolas" w:eastAsia="Times New Roman" w:hAnsi="Consolas" w:cs="Times New Roman"/>
+          <w:color w:val="9CDCFE"/>
+          <w:kern w:val="0"/>
+          <w:sz w:val="21"/>
+          <w:szCs w:val="21"/>
+          <w14:ligatures w14:val="none"/>
+        </w:rPr>
+        <w:t>book</w:t>
+      </w:r>
+      <w:r>
+        <w:rPr>
+          <w:rFonts w:ascii="Consolas" w:eastAsia="Times New Roman" w:hAnsi="Consolas" w:cs="Times New Roman"/>
+          <w:color w:val="CCCCCC"/>
+          <w:kern w:val="0"/>
+          <w:sz w:val="21"/>
+          <w:szCs w:val="21"/>
+          <w14:ligatures w14:val="none"/>
+        </w:rPr>
+        <w:t xml:space="preserve">) </w:t>
+      </w:r>
+      <w:r>
+        <w:rPr>
+          <w:rFonts w:ascii="Consolas" w:eastAsia="Times New Roman" w:hAnsi="Consolas" w:cs="Times New Roman"/>
+          <w:color w:val="569CD6"/>
+          <w:kern w:val="0"/>
+          <w:sz w:val="21"/>
+          <w:szCs w:val="21"/>
+          <w14:ligatures w14:val="none"/>
+        </w:rPr>
+        <w:t>=&gt;</w:t>
+      </w:r>
+      <w:r>
+        <w:rPr>
+          <w:rFonts w:ascii="Consolas" w:eastAsia="Times New Roman" w:hAnsi="Consolas" w:cs="Times New Roman"/>
+          <w:color w:val="CCCCCC"/>
+          <w:kern w:val="0"/>
+          <w:sz w:val="21"/>
+          <w:szCs w:val="21"/>
+          <w14:ligatures w14:val="none"/>
+        </w:rPr>
+        <w:t xml:space="preserve"> </w:t>
+      </w:r>
+      <w:r>
+        <w:rPr>
+          <w:rFonts w:ascii="Consolas" w:eastAsia="Times New Roman" w:hAnsi="Consolas" w:cs="Times New Roman"/>
+          <w:color w:val="9CDCFE"/>
+          <w:kern w:val="0"/>
+          <w:sz w:val="21"/>
+          <w:szCs w:val="21"/>
+          <w14:ligatures w14:val="none"/>
+        </w:rPr>
+        <w:t>book</w:t>
+      </w:r>
       <w:r>
         <w:rPr>
           <w:rFonts w:ascii="Consolas" w:eastAsia="Times New Roman" w:hAnsi="Consolas" w:cs="Times New Roman"/>
@@ -1031,105 +1073,14 @@
       <w:r>
         <w:rPr>
           <w:rFonts w:ascii="Consolas" w:eastAsia="Times New Roman" w:hAnsi="Consolas" w:cs="Times New Roman"/>
-          <w:color w:val="DCDCAA"/>
-          <w:kern w:val="0"/>
-          <w:sz w:val="21"/>
-          <w:szCs w:val="21"/>
-          <w14:ligatures w14:val="none"/>
-        </w:rPr>
-        <w:t>filter</w:t>
-      </w:r>
-      <w:proofErr w:type="gramEnd"/>
-      <w:r>
-        <w:rPr>
-          <w:rFonts w:ascii="Consolas" w:eastAsia="Times New Roman" w:hAnsi="Consolas" w:cs="Times New Roman"/>
-          <w:color w:val="CCCCCC"/>
-          <w:kern w:val="0"/>
-          <w:sz w:val="21"/>
-          <w:szCs w:val="21"/>
-          <w14:ligatures w14:val="none"/>
-        </w:rPr>
-        <w:t>((</w:t>
-      </w:r>
-      <w:r>
-        <w:rPr>
-          <w:rFonts w:ascii="Consolas" w:eastAsia="Times New Roman" w:hAnsi="Consolas" w:cs="Times New Roman"/>
           <w:color w:val="9CDCFE"/>
           <w:kern w:val="0"/>
           <w:sz w:val="21"/>
           <w:szCs w:val="21"/>
           <w14:ligatures w14:val="none"/>
         </w:rPr>
-        <w:t>book</w:t>
-      </w:r>
-      <w:r>
-        <w:rPr>
-          <w:rFonts w:ascii="Consolas" w:eastAsia="Times New Roman" w:hAnsi="Consolas" w:cs="Times New Roman"/>
-          <w:color w:val="CCCCCC"/>
-          <w:kern w:val="0"/>
-          <w:sz w:val="21"/>
-          <w:szCs w:val="21"/>
-          <w14:ligatures w14:val="none"/>
-        </w:rPr>
-        <w:t xml:space="preserve">) </w:t>
-      </w:r>
-      <w:r>
-        <w:rPr>
-          <w:rFonts w:ascii="Consolas" w:eastAsia="Times New Roman" w:hAnsi="Consolas" w:cs="Times New Roman"/>
-          <w:color w:val="569CD6"/>
-          <w:kern w:val="0"/>
-          <w:sz w:val="21"/>
-          <w:szCs w:val="21"/>
-          <w14:ligatures w14:val="none"/>
-        </w:rPr>
-        <w:t>=&gt;</w:t>
-      </w:r>
-      <w:r>
-        <w:rPr>
-          <w:rFonts w:ascii="Consolas" w:eastAsia="Times New Roman" w:hAnsi="Consolas" w:cs="Times New Roman"/>
-          <w:color w:val="CCCCCC"/>
-          <w:kern w:val="0"/>
-          <w:sz w:val="21"/>
-          <w:szCs w:val="21"/>
-          <w14:ligatures w14:val="none"/>
-        </w:rPr>
-        <w:t xml:space="preserve"> </w:t>
-      </w:r>
-      <w:proofErr w:type="spellStart"/>
-      <w:r>
-        <w:rPr>
-          <w:rFonts w:ascii="Consolas" w:eastAsia="Times New Roman" w:hAnsi="Consolas" w:cs="Times New Roman"/>
-          <w:color w:val="9CDCFE"/>
-          <w:kern w:val="0"/>
-          <w:sz w:val="21"/>
-          <w:szCs w:val="21"/>
-          <w14:ligatures w14:val="none"/>
-        </w:rPr>
-        <w:t>book</w:t>
-      </w:r>
-      <w:r>
-        <w:rPr>
-          <w:rFonts w:ascii="Consolas" w:eastAsia="Times New Roman" w:hAnsi="Consolas" w:cs="Times New Roman"/>
-          <w:color w:val="CCCCCC"/>
-          <w:kern w:val="0"/>
-          <w:sz w:val="21"/>
-          <w:szCs w:val="21"/>
-          <w14:ligatures w14:val="none"/>
-        </w:rPr>
-        <w:t>.</w:t>
-      </w:r>
-      <w:r>
-        <w:rPr>
-          <w:rFonts w:ascii="Consolas" w:eastAsia="Times New Roman" w:hAnsi="Consolas" w:cs="Times New Roman"/>
-          <w:color w:val="9CDCFE"/>
-          <w:kern w:val="0"/>
-          <w:sz w:val="21"/>
-          <w:szCs w:val="21"/>
-          <w14:ligatures w14:val="none"/>
-        </w:rPr>
         <w:t>pages</w:t>
       </w:r>
-      <w:proofErr w:type="spellEnd"/>
       <w:r>
         <w:rPr>
           <w:rFonts w:ascii="Consolas" w:eastAsia="Times New Roman" w:hAnsi="Consolas" w:cs="Times New Roman"/>
@@ -1209,9 +1160,85 @@
           <w:szCs w:val="21"/>
           <w14:ligatures w14:val="none"/>
         </w:rPr>
-        <w:t xml:space="preserve">  </w:t>
-      </w:r>
-      <w:proofErr w:type="gramStart"/>
+        <w:t>  .</w:t>
+      </w:r>
+      <w:r>
+        <w:rPr>
+          <w:rFonts w:ascii="Consolas" w:eastAsia="Times New Roman" w:hAnsi="Consolas" w:cs="Times New Roman"/>
+          <w:color w:val="DCDCAA"/>
+          <w:kern w:val="0"/>
+          <w:sz w:val="21"/>
+          <w:szCs w:val="21"/>
+          <w14:ligatures w14:val="none"/>
+        </w:rPr>
+        <w:t>filter</w:t>
+      </w:r>
+      <w:r>
+        <w:rPr>
+          <w:rFonts w:ascii="Consolas" w:eastAsia="Times New Roman" w:hAnsi="Consolas" w:cs="Times New Roman"/>
+          <w:color w:val="CCCCCC"/>
+          <w:kern w:val="0"/>
+          <w:sz w:val="21"/>
+          <w:szCs w:val="21"/>
+          <w14:ligatures w14:val="none"/>
+        </w:rPr>
+        <w:t>((</w:t>
+      </w:r>
+      <w:r>
+        <w:rPr>
+          <w:rFonts w:ascii="Consolas" w:eastAsia="Times New Roman" w:hAnsi="Consolas" w:cs="Times New Roman"/>
+          <w:color w:val="9CDCFE"/>
+          <w:kern w:val="0"/>
+          <w:sz w:val="21"/>
+          <w:szCs w:val="21"/>
+          <w14:ligatures w14:val="none"/>
+        </w:rPr>
+        <w:t>book</w:t>
+      </w:r>
+      <w:r>
+        <w:rPr>
+          <w:rFonts w:ascii="Consolas" w:eastAsia="Times New Roman" w:hAnsi="Consolas" w:cs="Times New Roman"/>
+          <w:color w:val="CCCCCC"/>
+          <w:kern w:val="0"/>
+          <w:sz w:val="21"/>
+          <w:szCs w:val="21"/>
+          <w14:ligatures w14:val="none"/>
+        </w:rPr>
+        <w:t xml:space="preserve">) </w:t>
+      </w:r>
+      <w:r>
+        <w:rPr>
+          <w:rFonts w:ascii="Consolas" w:eastAsia="Times New Roman" w:hAnsi="Consolas" w:cs="Times New Roman"/>
+          <w:color w:val="569CD6"/>
+          <w:kern w:val="0"/>
+          <w:sz w:val="21"/>
+          <w:szCs w:val="21"/>
+          <w14:ligatures w14:val="none"/>
+        </w:rPr>
+        <w:t>=&gt;</w:t>
+      </w:r>
+      <w:r>
+        <w:rPr>
+          <w:rFonts w:ascii="Consolas" w:eastAsia="Times New Roman" w:hAnsi="Consolas" w:cs="Times New Roman"/>
+          <w:color w:val="CCCCCC"/>
+          <w:kern w:val="0"/>
+          <w:sz w:val="21"/>
+          <w:szCs w:val="21"/>
+          <w14:ligatures w14:val="none"/>
+        </w:rPr>
+        <w:t xml:space="preserve"> </w:t>
+      </w:r>
+      <w:r>
+        <w:rPr>
+          <w:rFonts w:ascii="Consolas" w:eastAsia="Times New Roman" w:hAnsi="Consolas" w:cs="Times New Roman"/>
+          <w:color w:val="9CDCFE"/>
+          <w:kern w:val="0"/>
+          <w:sz w:val="21"/>
+          <w:szCs w:val="21"/>
+          <w14:ligatures w14:val="none"/>
+        </w:rPr>
+        <w:t>book</w:t>
+      </w:r>
       <w:r>
         <w:rPr>
           <w:rFonts w:ascii="Consolas" w:eastAsia="Times New Roman" w:hAnsi="Consolas" w:cs="Times New Roman"/>
@@ -1226,105 +1253,14 @@
       <w:r>
         <w:rPr>
           <w:rFonts w:ascii="Consolas" w:eastAsia="Times New Roman" w:hAnsi="Consolas" w:cs="Times New Roman"/>
-          <w:color w:val="DCDCAA"/>
-          <w:kern w:val="0"/>
-          <w:sz w:val="21"/>
-          <w:szCs w:val="21"/>
-          <w14:ligatures w14:val="none"/>
-        </w:rPr>
-        <w:t>filter</w:t>
-      </w:r>
-      <w:proofErr w:type="gramEnd"/>
-      <w:r>
-        <w:rPr>
-          <w:rFonts w:ascii="Consolas" w:eastAsia="Times New Roman" w:hAnsi="Consolas" w:cs="Times New Roman"/>
-          <w:color w:val="CCCCCC"/>
-          <w:kern w:val="0"/>
-          <w:sz w:val="21"/>
-          <w:szCs w:val="21"/>
-          <w14:ligatures w14:val="none"/>
-        </w:rPr>
-        <w:t>((</w:t>
-      </w:r>
-      <w:r>
-        <w:rPr>
-          <w:rFonts w:ascii="Consolas" w:eastAsia="Times New Roman" w:hAnsi="Consolas" w:cs="Times New Roman"/>
           <w:color w:val="9CDCFE"/>
           <w:kern w:val="0"/>
           <w:sz w:val="21"/>
           <w:szCs w:val="21"/>
           <w14:ligatures w14:val="none"/>
         </w:rPr>
-        <w:t>book</w:t>
-      </w:r>
-      <w:r>
-        <w:rPr>
-          <w:rFonts w:ascii="Consolas" w:eastAsia="Times New Roman" w:hAnsi="Consolas" w:cs="Times New Roman"/>
-          <w:color w:val="CCCCCC"/>
-          <w:kern w:val="0"/>
-          <w:sz w:val="21"/>
-          <w:szCs w:val="21"/>
-          <w14:ligatures w14:val="none"/>
-        </w:rPr>
-        <w:t xml:space="preserve">) </w:t>
-      </w:r>
-      <w:r>
-        <w:rPr>
-          <w:rFonts w:ascii="Consolas" w:eastAsia="Times New Roman" w:hAnsi="Consolas" w:cs="Times New Roman"/>
-          <w:color w:val="569CD6"/>
-          <w:kern w:val="0"/>
-          <w:sz w:val="21"/>
-          <w:szCs w:val="21"/>
-          <w14:ligatures w14:val="none"/>
-        </w:rPr>
-        <w:t>=&gt;</w:t>
-      </w:r>
-      <w:r>
-        <w:rPr>
-          <w:rFonts w:ascii="Consolas" w:eastAsia="Times New Roman" w:hAnsi="Consolas" w:cs="Times New Roman"/>
-          <w:color w:val="CCCCCC"/>
-          <w:kern w:val="0"/>
-          <w:sz w:val="21"/>
-          <w:szCs w:val="21"/>
-          <w14:ligatures w14:val="none"/>
-        </w:rPr>
-        <w:t xml:space="preserve"> </w:t>
-      </w:r>
-      <w:proofErr w:type="spellStart"/>
-      <w:r>
-        <w:rPr>
-          <w:rFonts w:ascii="Consolas" w:eastAsia="Times New Roman" w:hAnsi="Consolas" w:cs="Times New Roman"/>
-          <w:color w:val="9CDCFE"/>
-          <w:kern w:val="0"/>
-          <w:sz w:val="21"/>
-          <w:szCs w:val="21"/>
-          <w14:ligatures w14:val="none"/>
-        </w:rPr>
-        <w:t>book</w:t>
-      </w:r>
-      <w:r>
-        <w:rPr>
-          <w:rFonts w:ascii="Consolas" w:eastAsia="Times New Roman" w:hAnsi="Consolas" w:cs="Times New Roman"/>
-          <w:color w:val="CCCCCC"/>
-          <w:kern w:val="0"/>
-          <w:sz w:val="21"/>
-          <w:szCs w:val="21"/>
-          <w14:ligatures w14:val="none"/>
-        </w:rPr>
-        <w:t>.</w:t>
-      </w:r>
-      <w:r>
-        <w:rPr>
-          <w:rFonts w:ascii="Consolas" w:eastAsia="Times New Roman" w:hAnsi="Consolas" w:cs="Times New Roman"/>
-          <w:color w:val="9CDCFE"/>
-          <w:kern w:val="0"/>
-          <w:sz w:val="21"/>
-          <w:szCs w:val="21"/>
-          <w14:ligatures w14:val="none"/>
-        </w:rPr>
         <w:t>hasMovieAdaptation</w:t>
       </w:r>
-      <w:proofErr w:type="spellEnd"/>
       <w:r>
         <w:rPr>
           <w:rFonts w:ascii="Consolas" w:eastAsia="Times New Roman" w:hAnsi="Consolas" w:cs="Times New Roman"/>
@@ -1385,7 +1321,6 @@
         </w:rPr>
         <w:t xml:space="preserve"> </w:t>
       </w:r>
-      <w:proofErr w:type="spellStart"/>
       <w:r>
         <w:rPr>
           <w:rFonts w:ascii="Consolas" w:eastAsia="Times New Roman" w:hAnsi="Consolas" w:cs="Times New Roman"/>
@@ -1397,7 +1332,6 @@
         </w:rPr>
         <w:t>adventureBooks</w:t>
       </w:r>
-      <w:proofErr w:type="spellEnd"/>
       <w:r>
         <w:rPr>
           <w:rFonts w:ascii="Consolas" w:eastAsia="Times New Roman" w:hAnsi="Consolas" w:cs="Times New Roman"/>
@@ -1466,9 +1400,85 @@
           <w:szCs w:val="21"/>
           <w14:ligatures w14:val="none"/>
         </w:rPr>
-        <w:t xml:space="preserve">  </w:t>
-      </w:r>
-      <w:proofErr w:type="gramStart"/>
+        <w:t>  .</w:t>
+      </w:r>
+      <w:r>
+        <w:rPr>
+          <w:rFonts w:ascii="Consolas" w:eastAsia="Times New Roman" w:hAnsi="Consolas" w:cs="Times New Roman"/>
+          <w:color w:val="DCDCAA"/>
+          <w:kern w:val="0"/>
+          <w:sz w:val="21"/>
+          <w:szCs w:val="21"/>
+          <w14:ligatures w14:val="none"/>
+        </w:rPr>
+        <w:t>filter</w:t>
+      </w:r>
+      <w:r>
+        <w:rPr>
+          <w:rFonts w:ascii="Consolas" w:eastAsia="Times New Roman" w:hAnsi="Consolas" w:cs="Times New Roman"/>
+          <w:color w:val="CCCCCC"/>
+          <w:kern w:val="0"/>
+          <w:sz w:val="21"/>
+          <w:szCs w:val="21"/>
+          <w14:ligatures w14:val="none"/>
+        </w:rPr>
+        <w:t>((</w:t>
+      </w:r>
+      <w:r>
+        <w:rPr>
+          <w:rFonts w:ascii="Consolas" w:eastAsia="Times New Roman" w:hAnsi="Consolas" w:cs="Times New Roman"/>
+          <w:color w:val="9CDCFE"/>
+          <w:kern w:val="0"/>
+          <w:sz w:val="21"/>
+          <w:szCs w:val="21"/>
+          <w14:ligatures w14:val="none"/>
+        </w:rPr>
+        <w:t>book</w:t>
+      </w:r>
+      <w:r>
+        <w:rPr>
+          <w:rFonts w:ascii="Consolas" w:eastAsia="Times New Roman" w:hAnsi="Consolas" w:cs="Times New Roman"/>
+          <w:color w:val="CCCCCC"/>
+          <w:kern w:val="0"/>
+          <w:sz w:val="21"/>
+          <w:szCs w:val="21"/>
+          <w14:ligatures w14:val="none"/>
+        </w:rPr>
+        <w:t xml:space="preserve">) </w:t>
+      </w:r>
+      <w:r>
+        <w:rPr>
+          <w:rFonts w:ascii="Consolas" w:eastAsia="Times New Roman" w:hAnsi="Consolas" w:cs="Times New Roman"/>
+          <w:color w:val="569CD6"/>
+          <w:kern w:val="0"/>
+          <w:sz w:val="21"/>
+          <w:szCs w:val="21"/>
+          <w14:ligatures w14:val="none"/>
+        </w:rPr>
+        <w:t>=&gt;</w:t>
+      </w:r>
+      <w:r>
+        <w:rPr>
+          <w:rFonts w:ascii="Consolas" w:eastAsia="Times New Roman" w:hAnsi="Consolas" w:cs="Times New Roman"/>
+          <w:color w:val="CCCCCC"/>
+          <w:kern w:val="0"/>
+          <w:sz w:val="21"/>
+          <w:szCs w:val="21"/>
+          <w14:ligatures w14:val="none"/>
+        </w:rPr>
+        <w:t xml:space="preserve"> </w:t>
+      </w:r>
+      <w:r>
+        <w:rPr>
+          <w:rFonts w:ascii="Consolas" w:eastAsia="Times New Roman" w:hAnsi="Consolas" w:cs="Times New Roman"/>
+          <w:color w:val="9CDCFE"/>
+          <w:kern w:val="0"/>
+          <w:sz w:val="21"/>
+          <w:szCs w:val="21"/>
+          <w14:ligatures w14:val="none"/>
+        </w:rPr>
+        <w:t>book</w:t>
+      </w:r>
       <w:r>
         <w:rPr>
           <w:rFonts w:ascii="Consolas" w:eastAsia="Times New Roman" w:hAnsi="Consolas" w:cs="Times New Roman"/>
@@ -1483,127 +1493,36 @@
       <w:r>
         <w:rPr>
           <w:rFonts w:ascii="Consolas" w:eastAsia="Times New Roman" w:hAnsi="Consolas" w:cs="Times New Roman"/>
+          <w:color w:val="9CDCFE"/>
+          <w:kern w:val="0"/>
+          <w:sz w:val="21"/>
+          <w:szCs w:val="21"/>
+          <w14:ligatures w14:val="none"/>
+        </w:rPr>
+        <w:t>genres</w:t>
+      </w:r>
+      <w:r>
+        <w:rPr>
+          <w:rFonts w:ascii="Consolas" w:eastAsia="Times New Roman" w:hAnsi="Consolas" w:cs="Times New Roman"/>
+          <w:color w:val="CCCCCC"/>
+          <w:kern w:val="0"/>
+          <w:sz w:val="21"/>
+          <w:szCs w:val="21"/>
+          <w14:ligatures w14:val="none"/>
+        </w:rPr>
+        <w:t>.</w:t>
+      </w:r>
+      <w:r>
+        <w:rPr>
+          <w:rFonts w:ascii="Consolas" w:eastAsia="Times New Roman" w:hAnsi="Consolas" w:cs="Times New Roman"/>
           <w:color w:val="DCDCAA"/>
           <w:kern w:val="0"/>
           <w:sz w:val="21"/>
           <w:szCs w:val="21"/>
           <w14:ligatures w14:val="none"/>
         </w:rPr>
-        <w:t>filter</w:t>
-      </w:r>
-      <w:proofErr w:type="gramEnd"/>
-      <w:r>
-        <w:rPr>
-          <w:rFonts w:ascii="Consolas" w:eastAsia="Times New Roman" w:hAnsi="Consolas" w:cs="Times New Roman"/>
-          <w:color w:val="CCCCCC"/>
-          <w:kern w:val="0"/>
-          <w:sz w:val="21"/>
-          <w:szCs w:val="21"/>
-          <w14:ligatures w14:val="none"/>
-        </w:rPr>
-        <w:t>((</w:t>
-      </w:r>
-      <w:r>
-        <w:rPr>
-          <w:rFonts w:ascii="Consolas" w:eastAsia="Times New Roman" w:hAnsi="Consolas" w:cs="Times New Roman"/>
-          <w:color w:val="9CDCFE"/>
-          <w:kern w:val="0"/>
-          <w:sz w:val="21"/>
-          <w:szCs w:val="21"/>
-          <w14:ligatures w14:val="none"/>
-        </w:rPr>
-        <w:t>book</w:t>
-      </w:r>
-      <w:r>
-        <w:rPr>
-          <w:rFonts w:ascii="Consolas" w:eastAsia="Times New Roman" w:hAnsi="Consolas" w:cs="Times New Roman"/>
-          <w:color w:val="CCCCCC"/>
-          <w:kern w:val="0"/>
-          <w:sz w:val="21"/>
-          <w:szCs w:val="21"/>
-          <w14:ligatures w14:val="none"/>
-        </w:rPr>
-        <w:t xml:space="preserve">) </w:t>
-      </w:r>
-      <w:r>
-        <w:rPr>
-          <w:rFonts w:ascii="Consolas" w:eastAsia="Times New Roman" w:hAnsi="Consolas" w:cs="Times New Roman"/>
-          <w:color w:val="569CD6"/>
-          <w:kern w:val="0"/>
-          <w:sz w:val="21"/>
-          <w:szCs w:val="21"/>
-          <w14:ligatures w14:val="none"/>
-        </w:rPr>
-        <w:t>=&gt;</w:t>
-      </w:r>
-      <w:r>
-        <w:rPr>
-          <w:rFonts w:ascii="Consolas" w:eastAsia="Times New Roman" w:hAnsi="Consolas" w:cs="Times New Roman"/>
-          <w:color w:val="CCCCCC"/>
-          <w:kern w:val="0"/>
-          <w:sz w:val="21"/>
-          <w:szCs w:val="21"/>
-          <w14:ligatures w14:val="none"/>
-        </w:rPr>
-        <w:t xml:space="preserve"> </w:t>
-      </w:r>
-      <w:proofErr w:type="spellStart"/>
-      <w:r>
-        <w:rPr>
-          <w:rFonts w:ascii="Consolas" w:eastAsia="Times New Roman" w:hAnsi="Consolas" w:cs="Times New Roman"/>
-          <w:color w:val="9CDCFE"/>
-          <w:kern w:val="0"/>
-          <w:sz w:val="21"/>
-          <w:szCs w:val="21"/>
-          <w14:ligatures w14:val="none"/>
-        </w:rPr>
-        <w:t>book</w:t>
-      </w:r>
-      <w:r>
-        <w:rPr>
-          <w:rFonts w:ascii="Consolas" w:eastAsia="Times New Roman" w:hAnsi="Consolas" w:cs="Times New Roman"/>
-          <w:color w:val="CCCCCC"/>
-          <w:kern w:val="0"/>
-          <w:sz w:val="21"/>
-          <w:szCs w:val="21"/>
-          <w14:ligatures w14:val="none"/>
-        </w:rPr>
-        <w:t>.</w:t>
-      </w:r>
-      <w:r>
-        <w:rPr>
-          <w:rFonts w:ascii="Consolas" w:eastAsia="Times New Roman" w:hAnsi="Consolas" w:cs="Times New Roman"/>
-          <w:color w:val="9CDCFE"/>
-          <w:kern w:val="0"/>
-          <w:sz w:val="21"/>
-          <w:szCs w:val="21"/>
-          <w14:ligatures w14:val="none"/>
-        </w:rPr>
-        <w:t>genres</w:t>
-      </w:r>
-      <w:r>
-        <w:rPr>
-          <w:rFonts w:ascii="Consolas" w:eastAsia="Times New Roman" w:hAnsi="Consolas" w:cs="Times New Roman"/>
-          <w:color w:val="CCCCCC"/>
-          <w:kern w:val="0"/>
-          <w:sz w:val="21"/>
-          <w:szCs w:val="21"/>
-          <w14:ligatures w14:val="none"/>
-        </w:rPr>
-        <w:t>.</w:t>
-      </w:r>
-      <w:r>
-        <w:rPr>
-          <w:rFonts w:ascii="Consolas" w:eastAsia="Times New Roman" w:hAnsi="Consolas" w:cs="Times New Roman"/>
-          <w:color w:val="DCDCAA"/>
-          <w:kern w:val="0"/>
-          <w:sz w:val="21"/>
-          <w:szCs w:val="21"/>
-          <w14:ligatures w14:val="none"/>
-        </w:rPr>
         <w:t>includes</w:t>
       </w:r>
-      <w:proofErr w:type="spellEnd"/>
       <w:r>
         <w:rPr>
           <w:rFonts w:ascii="Consolas" w:eastAsia="Times New Roman" w:hAnsi="Consolas" w:cs="Times New Roman"/>
@@ -1661,9 +1580,85 @@
           <w:szCs w:val="21"/>
           <w14:ligatures w14:val="none"/>
         </w:rPr>
-        <w:t xml:space="preserve">  </w:t>
-      </w:r>
-      <w:proofErr w:type="gramStart"/>
+        <w:t>  .</w:t>
+      </w:r>
+      <w:r>
+        <w:rPr>
+          <w:rFonts w:ascii="Consolas" w:eastAsia="Times New Roman" w:hAnsi="Consolas" w:cs="Times New Roman"/>
+          <w:color w:val="DCDCAA"/>
+          <w:kern w:val="0"/>
+          <w:sz w:val="21"/>
+          <w:szCs w:val="21"/>
+          <w14:ligatures w14:val="none"/>
+        </w:rPr>
+        <w:t>map</w:t>
+      </w:r>
+      <w:r>
+        <w:rPr>
+          <w:rFonts w:ascii="Consolas" w:eastAsia="Times New Roman" w:hAnsi="Consolas" w:cs="Times New Roman"/>
+          <w:color w:val="CCCCCC"/>
+          <w:kern w:val="0"/>
+          <w:sz w:val="21"/>
+          <w:szCs w:val="21"/>
+          <w14:ligatures w14:val="none"/>
+        </w:rPr>
+        <w:t>((</w:t>
+      </w:r>
+      <w:r>
+        <w:rPr>
+          <w:rFonts w:ascii="Consolas" w:eastAsia="Times New Roman" w:hAnsi="Consolas" w:cs="Times New Roman"/>
+          <w:color w:val="9CDCFE"/>
+          <w:kern w:val="0"/>
+          <w:sz w:val="21"/>
+          <w:szCs w:val="21"/>
+          <w14:ligatures w14:val="none"/>
+        </w:rPr>
+        <w:t>book</w:t>
+      </w:r>
+      <w:r>
+        <w:rPr>
+          <w:rFonts w:ascii="Consolas" w:eastAsia="Times New Roman" w:hAnsi="Consolas" w:cs="Times New Roman"/>
+          <w:color w:val="CCCCCC"/>
+          <w:kern w:val="0"/>
+          <w:sz w:val="21"/>
+          <w:szCs w:val="21"/>
+          <w14:ligatures w14:val="none"/>
+        </w:rPr>
+        <w:t xml:space="preserve">) </w:t>
+      </w:r>
+      <w:r>
+        <w:rPr>
+          <w:rFonts w:ascii="Consolas" w:eastAsia="Times New Roman" w:hAnsi="Consolas" w:cs="Times New Roman"/>
+          <w:color w:val="569CD6"/>
+          <w:kern w:val="0"/>
+          <w:sz w:val="21"/>
+          <w:szCs w:val="21"/>
+          <w14:ligatures w14:val="none"/>
+        </w:rPr>
+        <w:t>=&gt;</w:t>
+      </w:r>
+      <w:r>
+        <w:rPr>
+          <w:rFonts w:ascii="Consolas" w:eastAsia="Times New Roman" w:hAnsi="Consolas" w:cs="Times New Roman"/>
+          <w:color w:val="CCCCCC"/>
+          <w:kern w:val="0"/>
+          <w:sz w:val="21"/>
+          <w:szCs w:val="21"/>
+          <w14:ligatures w14:val="none"/>
+        </w:rPr>
+        <w:t xml:space="preserve"> </w:t>
+      </w:r>
+      <w:r>
+        <w:rPr>
+          <w:rFonts w:ascii="Consolas" w:eastAsia="Times New Roman" w:hAnsi="Consolas" w:cs="Times New Roman"/>
+          <w:color w:val="9CDCFE"/>
+          <w:kern w:val="0"/>
+          <w:sz w:val="21"/>
+          <w:szCs w:val="21"/>
+          <w14:ligatures w14:val="none"/>
+        </w:rPr>
+        <w:t>book</w:t>
+      </w:r>
       <w:r>
         <w:rPr>
           <w:rFonts w:ascii="Consolas" w:eastAsia="Times New Roman" w:hAnsi="Consolas" w:cs="Times New Roman"/>
@@ -1678,105 +1673,14 @@
       <w:r>
         <w:rPr>
           <w:rFonts w:ascii="Consolas" w:eastAsia="Times New Roman" w:hAnsi="Consolas" w:cs="Times New Roman"/>
-          <w:color w:val="DCDCAA"/>
-          <w:kern w:val="0"/>
-          <w:sz w:val="21"/>
-          <w:szCs w:val="21"/>
-          <w14:ligatures w14:val="none"/>
-        </w:rPr>
-        <w:t>map</w:t>
-      </w:r>
-      <w:proofErr w:type="gramEnd"/>
-      <w:r>
-        <w:rPr>
-          <w:rFonts w:ascii="Consolas" w:eastAsia="Times New Roman" w:hAnsi="Consolas" w:cs="Times New Roman"/>
-          <w:color w:val="CCCCCC"/>
-          <w:kern w:val="0"/>
-          <w:sz w:val="21"/>
-          <w:szCs w:val="21"/>
-          <w14:ligatures w14:val="none"/>
-        </w:rPr>
-        <w:t>((</w:t>
-      </w:r>
-      <w:r>
-        <w:rPr>
-          <w:rFonts w:ascii="Consolas" w:eastAsia="Times New Roman" w:hAnsi="Consolas" w:cs="Times New Roman"/>
           <w:color w:val="9CDCFE"/>
           <w:kern w:val="0"/>
           <w:sz w:val="21"/>
           <w:szCs w:val="21"/>
           <w14:ligatures w14:val="none"/>
         </w:rPr>
-        <w:t>book</w:t>
-      </w:r>
-      <w:r>
-        <w:rPr>
-          <w:rFonts w:ascii="Consolas" w:eastAsia="Times New Roman" w:hAnsi="Consolas" w:cs="Times New Roman"/>
-          <w:color w:val="CCCCCC"/>
-          <w:kern w:val="0"/>
-          <w:sz w:val="21"/>
-          <w:szCs w:val="21"/>
-          <w14:ligatures w14:val="none"/>
-        </w:rPr>
-        <w:t xml:space="preserve">) </w:t>
-      </w:r>
-      <w:r>
-        <w:rPr>
-          <w:rFonts w:ascii="Consolas" w:eastAsia="Times New Roman" w:hAnsi="Consolas" w:cs="Times New Roman"/>
-          <w:color w:val="569CD6"/>
-          <w:kern w:val="0"/>
-          <w:sz w:val="21"/>
-          <w:szCs w:val="21"/>
-          <w14:ligatures w14:val="none"/>
-        </w:rPr>
-        <w:t>=&gt;</w:t>
-      </w:r>
-      <w:r>
-        <w:rPr>
-          <w:rFonts w:ascii="Consolas" w:eastAsia="Times New Roman" w:hAnsi="Consolas" w:cs="Times New Roman"/>
-          <w:color w:val="CCCCCC"/>
-          <w:kern w:val="0"/>
-          <w:sz w:val="21"/>
-          <w:szCs w:val="21"/>
-          <w14:ligatures w14:val="none"/>
-        </w:rPr>
-        <w:t xml:space="preserve"> </w:t>
-      </w:r>
-      <w:proofErr w:type="spellStart"/>
-      <w:r>
-        <w:rPr>
-          <w:rFonts w:ascii="Consolas" w:eastAsia="Times New Roman" w:hAnsi="Consolas" w:cs="Times New Roman"/>
-          <w:color w:val="9CDCFE"/>
-          <w:kern w:val="0"/>
-          <w:sz w:val="21"/>
-          <w:szCs w:val="21"/>
-          <w14:ligatures w14:val="none"/>
-        </w:rPr>
-        <w:t>book</w:t>
-      </w:r>
-      <w:r>
-        <w:rPr>
-          <w:rFonts w:ascii="Consolas" w:eastAsia="Times New Roman" w:hAnsi="Consolas" w:cs="Times New Roman"/>
-          <w:color w:val="CCCCCC"/>
-          <w:kern w:val="0"/>
-          <w:sz w:val="21"/>
-          <w:szCs w:val="21"/>
-          <w14:ligatures w14:val="none"/>
-        </w:rPr>
-        <w:t>.</w:t>
-      </w:r>
-      <w:r>
-        <w:rPr>
-          <w:rFonts w:ascii="Consolas" w:eastAsia="Times New Roman" w:hAnsi="Consolas" w:cs="Times New Roman"/>
-          <w:color w:val="9CDCFE"/>
-          <w:kern w:val="0"/>
-          <w:sz w:val="21"/>
-          <w:szCs w:val="21"/>
-          <w14:ligatures w14:val="none"/>
-        </w:rPr>
         <w:t>title</w:t>
       </w:r>
-      <w:proofErr w:type="spellEnd"/>
       <w:r>
         <w:rPr>
           <w:rFonts w:ascii="Consolas" w:eastAsia="Times New Roman" w:hAnsi="Consolas" w:cs="Times New Roman"/>
@@ -1837,7 +1741,6 @@
         </w:rPr>
         <w:t xml:space="preserve"> </w:t>
       </w:r>
-      <w:proofErr w:type="spellStart"/>
       <w:r>
         <w:rPr>
           <w:rFonts w:ascii="Consolas" w:eastAsia="Times New Roman" w:hAnsi="Consolas" w:cs="Times New Roman"/>
@@ -1849,7 +1752,6 @@
         </w:rPr>
         <w:t>pagesAllBooks</w:t>
       </w:r>
-      <w:proofErr w:type="spellEnd"/>
       <w:r>
         <w:rPr>
           <w:rFonts w:ascii="Consolas" w:eastAsia="Times New Roman" w:hAnsi="Consolas" w:cs="Times New Roman"/>
@@ -1883,8 +1785,6 @@
         </w:rPr>
         <w:t xml:space="preserve"> </w:t>
       </w:r>
-      <w:proofErr w:type="spellStart"/>
-      <w:proofErr w:type="gramStart"/>
       <w:r>
         <w:rPr>
           <w:rFonts w:ascii="Consolas" w:eastAsia="Times New Roman" w:hAnsi="Consolas" w:cs="Times New Roman"/>
@@ -1918,8 +1818,6 @@
         </w:rPr>
         <w:t>reduce</w:t>
       </w:r>
-      <w:proofErr w:type="spellEnd"/>
-      <w:proofErr w:type="gramEnd"/>
       <w:r>
         <w:rPr>
           <w:rFonts w:ascii="Consolas" w:eastAsia="Times New Roman" w:hAnsi="Consolas" w:cs="Times New Roman"/>
@@ -2041,7 +1939,6 @@
         </w:rPr>
         <w:t xml:space="preserve"> </w:t>
       </w:r>
-      <w:proofErr w:type="spellStart"/>
       <w:r>
         <w:rPr>
           <w:rFonts w:ascii="Consolas" w:eastAsia="Times New Roman" w:hAnsi="Consolas" w:cs="Times New Roman"/>
@@ -2075,7 +1972,6 @@
         </w:rPr>
         <w:t>pages</w:t>
       </w:r>
-      <w:proofErr w:type="spellEnd"/>
       <w:r>
         <w:rPr>
           <w:rFonts w:ascii="Consolas" w:eastAsia="Times New Roman" w:hAnsi="Consolas" w:cs="Times New Roman"/>
@@ -2118,11 +2014,9 @@
           <w:numId w:val="1"/>
         </w:numPr>
       </w:pPr>
-      <w:proofErr w:type="gramStart"/>
       <w:r>
         <w:t>.sort</w:t>
       </w:r>
-      <w:proofErr w:type="gramEnd"/>
     </w:p>
     <w:p>
       <w:pPr>
@@ -2160,7 +2054,6 @@
         </w:rPr>
         <w:t xml:space="preserve"> </w:t>
       </w:r>
-      <w:proofErr w:type="spellStart"/>
       <w:r>
         <w:rPr>
           <w:rFonts w:ascii="Consolas" w:eastAsia="Times New Roman" w:hAnsi="Consolas" w:cs="Times New Roman"/>
@@ -2172,7 +2065,6 @@
         </w:rPr>
         <w:t>arr</w:t>
       </w:r>
-      <w:proofErr w:type="spellEnd"/>
       <w:r>
         <w:rPr>
           <w:rFonts w:ascii="Consolas" w:eastAsia="Times New Roman" w:hAnsi="Consolas" w:cs="Times New Roman"/>
@@ -2327,7 +2219,6 @@
         </w:rPr>
         <w:t>0</w:t>
       </w:r>
-      <w:proofErr w:type="gramStart"/>
       <w:r>
         <w:rPr>
           <w:rFonts w:ascii="Consolas" w:eastAsia="Times New Roman" w:hAnsi="Consolas" w:cs="Times New Roman"/>
@@ -2339,7 +2230,6 @@
         </w:rPr>
         <w:t>];</w:t>
       </w:r>
-      <w:proofErr w:type="gramEnd"/>
     </w:p>
     <w:p>
       <w:pPr>
@@ -2421,8 +2311,6 @@
         </w:rPr>
         <w:t xml:space="preserve"> </w:t>
       </w:r>
-      <w:proofErr w:type="spellStart"/>
-      <w:proofErr w:type="gramStart"/>
       <w:r>
         <w:rPr>
           <w:rFonts w:ascii="Consolas" w:eastAsia="Times New Roman" w:hAnsi="Consolas" w:cs="Times New Roman"/>
@@ -2456,8 +2344,6 @@
         </w:rPr>
         <w:t>sort</w:t>
       </w:r>
-      <w:proofErr w:type="spellEnd"/>
-      <w:proofErr w:type="gramEnd"/>
       <w:r>
         <w:rPr>
           <w:rFonts w:ascii="Consolas" w:eastAsia="Times New Roman" w:hAnsi="Consolas" w:cs="Times New Roman"/>
@@ -2607,13 +2493,8 @@
         <w:pStyle w:val="ListParagraph"/>
       </w:pPr>
       <w:r>
-        <w:t xml:space="preserve">But it changes the </w:t>
-      </w:r>
-      <w:proofErr w:type="spellStart"/>
-      <w:r>
-        <w:t>arr</w:t>
-      </w:r>
-      <w:proofErr w:type="spellEnd"/>
+        <w:t>But it changes the arr</w:t>
+      </w:r>
       <w:r>
         <w:t xml:space="preserve"> </w:t>
       </w:r>
@@ -2625,13 +2506,8 @@
       <w:pPr>
         <w:pStyle w:val="ListParagraph"/>
       </w:pPr>
-      <w:proofErr w:type="gramStart"/>
-      <w:r>
-        <w:t>So</w:t>
-      </w:r>
-      <w:proofErr w:type="gramEnd"/>
-      <w:r>
-        <w:t xml:space="preserve"> to get a</w:t>
+      <w:r>
+        <w:t>So to get a</w:t>
       </w:r>
       <w:r>
         <w:t xml:space="preserve"> </w:t>
@@ -2679,7 +2555,6 @@
         </w:rPr>
         <w:t xml:space="preserve"> </w:t>
       </w:r>
-      <w:proofErr w:type="spellStart"/>
       <w:r>
         <w:rPr>
           <w:rFonts w:ascii="Consolas" w:eastAsia="Times New Roman" w:hAnsi="Consolas" w:cs="Times New Roman"/>
@@ -2691,7 +2566,6 @@
         </w:rPr>
         <w:t>arr</w:t>
       </w:r>
-      <w:proofErr w:type="spellEnd"/>
       <w:r>
         <w:rPr>
           <w:rFonts w:ascii="Consolas" w:eastAsia="Times New Roman" w:hAnsi="Consolas" w:cs="Times New Roman"/>
@@ -2846,7 +2720,6 @@
         </w:rPr>
         <w:t>0</w:t>
       </w:r>
-      <w:proofErr w:type="gramStart"/>
       <w:r>
         <w:rPr>
           <w:rFonts w:ascii="Consolas" w:eastAsia="Times New Roman" w:hAnsi="Consolas" w:cs="Times New Roman"/>
@@ -2858,7 +2731,6 @@
         </w:rPr>
         <w:t>];</w:t>
       </w:r>
-      <w:proofErr w:type="gramEnd"/>
     </w:p>
     <w:p>
       <w:pPr>
@@ -2940,8 +2812,6 @@
         </w:rPr>
         <w:t xml:space="preserve"> </w:t>
       </w:r>
-      <w:proofErr w:type="spellStart"/>
-      <w:proofErr w:type="gramStart"/>
       <w:r>
         <w:rPr>
           <w:rFonts w:ascii="Consolas" w:eastAsia="Times New Roman" w:hAnsi="Consolas" w:cs="Times New Roman"/>
@@ -2975,8 +2845,6 @@
         </w:rPr>
         <w:t>slice</w:t>
       </w:r>
-      <w:proofErr w:type="spellEnd"/>
-      <w:proofErr w:type="gramEnd"/>
       <w:r>
         <w:rPr>
           <w:rFonts w:ascii="Consolas" w:eastAsia="Times New Roman" w:hAnsi="Consolas" w:cs="Times New Roman"/>
@@ -3151,13 +3019,8 @@
           <w:numId w:val="1"/>
         </w:numPr>
       </w:pPr>
-      <w:proofErr w:type="gramStart"/>
-      <w:r>
-        <w:t>Fetch(</w:t>
-      </w:r>
-      <w:proofErr w:type="gramEnd"/>
-      <w:r>
-        <w:t>)</w:t>
+      <w:r>
+        <w:t>Fetch()</w:t>
       </w:r>
     </w:p>
     <w:p>
@@ -3172,13 +3035,8 @@
         <w:t xml:space="preserve">Two ways using then or async </w:t>
       </w:r>
       <w:r>
-        <w:t xml:space="preserve">– </w:t>
-      </w:r>
-      <w:proofErr w:type="gramStart"/>
-      <w:r>
-        <w:t>await</w:t>
-      </w:r>
-      <w:proofErr w:type="gramEnd"/>
+        <w:t>– await</w:t>
+      </w:r>
     </w:p>
     <w:p/>
     <w:p/>
@@ -3195,7 +3053,6 @@
         <w:rPr>
           <w:highlight w:val="yellow"/>
         </w:rPr>
-        <w:lastRenderedPageBreak/>
         <w:t>FIRST REACT PROJECT (BASIC)</w:t>
       </w:r>
     </w:p>
@@ -3208,15 +3065,7 @@
         </w:numPr>
       </w:pPr>
       <w:r>
-        <w:t xml:space="preserve">React uses </w:t>
-      </w:r>
-      <w:proofErr w:type="gramStart"/>
-      <w:r>
-        <w:t>top down</w:t>
-      </w:r>
-      <w:proofErr w:type="gramEnd"/>
-      <w:r>
-        <w:t xml:space="preserve"> approach.</w:t>
+        <w:t>React uses top down approach.</w:t>
       </w:r>
     </w:p>
     <w:p>
@@ -3227,18 +3076,8 @@
           <w:numId w:val="1"/>
         </w:numPr>
       </w:pPr>
-      <w:proofErr w:type="gramStart"/>
-      <w:r>
-        <w:t>JSX(</w:t>
-      </w:r>
-      <w:proofErr w:type="spellStart"/>
-      <w:proofErr w:type="gramEnd"/>
-      <w:r>
-        <w:t>javascript</w:t>
-      </w:r>
-      <w:proofErr w:type="spellEnd"/>
-      <w:r>
-        <w:t xml:space="preserve"> XML)</w:t>
+      <w:r>
+        <w:t>JSX(javascript XML)</w:t>
       </w:r>
     </w:p>
     <w:p>
@@ -3285,21 +3124,7 @@
         <w:rPr>
           <w:color w:val="000000" w:themeColor="text1"/>
         </w:rPr>
-        <w:t xml:space="preserve">elements other </w:t>
-      </w:r>
-      <w:proofErr w:type="spellStart"/>
-      <w:r>
-        <w:rPr>
-          <w:color w:val="000000" w:themeColor="text1"/>
-        </w:rPr>
-        <w:t>then</w:t>
-      </w:r>
-      <w:proofErr w:type="spellEnd"/>
-      <w:r>
-        <w:rPr>
-          <w:color w:val="000000" w:themeColor="text1"/>
-        </w:rPr>
-        <w:t xml:space="preserve"> truth or false values.</w:t>
+        <w:t>elements other then truth or false values.</w:t>
       </w:r>
     </w:p>
     <w:p>
@@ -3314,21 +3139,7 @@
         <w:rPr>
           <w:color w:val="000000" w:themeColor="text1"/>
         </w:rPr>
-        <w:t xml:space="preserve">Conditional rendering </w:t>
-      </w:r>
-      <w:proofErr w:type="gramStart"/>
-      <w:r>
-        <w:rPr>
-          <w:color w:val="000000" w:themeColor="text1"/>
-        </w:rPr>
-        <w:t>using ?</w:t>
-      </w:r>
-      <w:proofErr w:type="gramEnd"/>
-      <w:r>
-        <w:rPr>
-          <w:color w:val="000000" w:themeColor="text1"/>
-        </w:rPr>
-        <w:t xml:space="preserve"> (ternary operator)</w:t>
+        <w:t>Conditional rendering using ? (ternary operator)</w:t>
       </w:r>
     </w:p>
     <w:p>
@@ -3356,7 +3167,6 @@
         </w:rPr>
         <w:t>{</w:t>
       </w:r>
-      <w:proofErr w:type="spellStart"/>
       <w:r>
         <w:rPr>
           <w:rFonts w:ascii="Consolas" w:eastAsia="Times New Roman" w:hAnsi="Consolas" w:cs="Times New Roman"/>
@@ -3368,7 +3178,6 @@
         </w:rPr>
         <w:t>numPizzas</w:t>
       </w:r>
-      <w:proofErr w:type="spellEnd"/>
       <w:r>
         <w:rPr>
           <w:rFonts w:ascii="Consolas" w:eastAsia="Times New Roman" w:hAnsi="Consolas" w:cs="Times New Roman"/>
@@ -3380,7 +3189,6 @@
         </w:rPr>
         <w:t xml:space="preserve"> &gt; </w:t>
       </w:r>
-      <w:proofErr w:type="gramStart"/>
       <w:r>
         <w:rPr>
           <w:rFonts w:ascii="Consolas" w:eastAsia="Times New Roman" w:hAnsi="Consolas" w:cs="Times New Roman"/>
@@ -3401,19 +3209,7 @@
           <w:szCs w:val="21"/>
           <w14:ligatures w14:val="none"/>
         </w:rPr>
-        <w:t xml:space="preserve"> ?</w:t>
-      </w:r>
-      <w:proofErr w:type="gramEnd"/>
-      <w:r>
-        <w:rPr>
-          <w:rFonts w:ascii="Consolas" w:eastAsia="Times New Roman" w:hAnsi="Consolas" w:cs="Times New Roman"/>
-          <w:color w:val="D4D4D4"/>
-          <w:kern w:val="0"/>
-          <w:sz w:val="21"/>
-          <w:szCs w:val="21"/>
-          <w14:ligatures w14:val="none"/>
-        </w:rPr>
-        <w:t xml:space="preserve"> (</w:t>
+        <w:t xml:space="preserve"> ? (</w:t>
       </w:r>
     </w:p>
     <w:p>
@@ -3452,7 +3248,6 @@
         </w:rPr>
         <w:t>&lt;</w:t>
       </w:r>
-      <w:proofErr w:type="spellStart"/>
       <w:r>
         <w:rPr>
           <w:rFonts w:ascii="Consolas" w:eastAsia="Times New Roman" w:hAnsi="Consolas" w:cs="Times New Roman"/>
@@ -3464,7 +3259,6 @@
         </w:rPr>
         <w:t>ul</w:t>
       </w:r>
-      <w:proofErr w:type="spellEnd"/>
       <w:r>
         <w:rPr>
           <w:rFonts w:ascii="Consolas" w:eastAsia="Times New Roman" w:hAnsi="Consolas" w:cs="Times New Roman"/>
@@ -3476,7 +3270,6 @@
         </w:rPr>
         <w:t xml:space="preserve"> </w:t>
       </w:r>
-      <w:proofErr w:type="spellStart"/>
       <w:r>
         <w:rPr>
           <w:rFonts w:ascii="Consolas" w:eastAsia="Times New Roman" w:hAnsi="Consolas" w:cs="Times New Roman"/>
@@ -3488,7 +3281,6 @@
         </w:rPr>
         <w:t>className</w:t>
       </w:r>
-      <w:proofErr w:type="spellEnd"/>
       <w:r>
         <w:rPr>
           <w:rFonts w:ascii="Consolas" w:eastAsia="Times New Roman" w:hAnsi="Consolas" w:cs="Times New Roman"/>
@@ -3559,7 +3351,6 @@
         </w:rPr>
         <w:t>{</w:t>
       </w:r>
-      <w:proofErr w:type="spellStart"/>
       <w:r>
         <w:rPr>
           <w:rFonts w:ascii="Consolas" w:eastAsia="Times New Roman" w:hAnsi="Consolas" w:cs="Times New Roman"/>
@@ -3593,7 +3384,6 @@
         </w:rPr>
         <w:t>map</w:t>
       </w:r>
-      <w:proofErr w:type="spellEnd"/>
       <w:r>
         <w:rPr>
           <w:rFonts w:ascii="Consolas" w:eastAsia="Times New Roman" w:hAnsi="Consolas" w:cs="Times New Roman"/>
@@ -3708,7 +3498,6 @@
         </w:rPr>
         <w:t xml:space="preserve"> </w:t>
       </w:r>
-      <w:proofErr w:type="spellStart"/>
       <w:r>
         <w:rPr>
           <w:rFonts w:ascii="Consolas" w:eastAsia="Times New Roman" w:hAnsi="Consolas" w:cs="Times New Roman"/>
@@ -3720,7 +3509,6 @@
         </w:rPr>
         <w:t>pizzaObj</w:t>
       </w:r>
-      <w:proofErr w:type="spellEnd"/>
       <w:r>
         <w:rPr>
           <w:rFonts w:ascii="Consolas" w:eastAsia="Times New Roman" w:hAnsi="Consolas" w:cs="Times New Roman"/>
@@ -3949,7 +3737,6 @@
         </w:rPr>
         <w:t>&lt;/</w:t>
       </w:r>
-      <w:proofErr w:type="spellStart"/>
       <w:r>
         <w:rPr>
           <w:rFonts w:ascii="Consolas" w:eastAsia="Times New Roman" w:hAnsi="Consolas" w:cs="Times New Roman"/>
@@ -3961,7 +3748,6 @@
         </w:rPr>
         <w:t>ul</w:t>
       </w:r>
-      <w:proofErr w:type="spellEnd"/>
       <w:r>
         <w:rPr>
           <w:rFonts w:ascii="Consolas" w:eastAsia="Times New Roman" w:hAnsi="Consolas" w:cs="Times New Roman"/>
@@ -4148,21 +3934,11 @@
           <w:numId w:val="1"/>
         </w:numPr>
       </w:pPr>
-      <w:proofErr w:type="spellStart"/>
-      <w:proofErr w:type="gramStart"/>
-      <w:r>
-        <w:t>Destructuring</w:t>
-      </w:r>
-      <w:proofErr w:type="spellEnd"/>
-      <w:r>
-        <w:t xml:space="preserve"> </w:t>
-      </w:r>
-      <w:r>
-        <w:t>:</w:t>
-      </w:r>
-      <w:proofErr w:type="gramEnd"/>
-      <w:r>
-        <w:t xml:space="preserve"> Where we do not use </w:t>
+      <w:r>
+        <w:t xml:space="preserve">Destructuring </w:t>
+      </w:r>
+      <w:r>
+        <w:t xml:space="preserve">: Where we do not use </w:t>
       </w:r>
       <w:r>
         <w:t>‘</w:t>
@@ -4216,7 +3992,6 @@
         </w:rPr>
         <w:t xml:space="preserve"> </w:t>
       </w:r>
-      <w:proofErr w:type="gramStart"/>
       <w:r>
         <w:rPr>
           <w:rFonts w:ascii="Consolas" w:eastAsia="Times New Roman" w:hAnsi="Consolas" w:cs="Times New Roman"/>
@@ -4237,21 +4012,8 @@
           <w:szCs w:val="21"/>
           <w14:ligatures w14:val="none"/>
         </w:rPr>
-        <w:t>(</w:t>
-      </w:r>
-      <w:proofErr w:type="gramEnd"/>
-      <w:r>
-        <w:rPr>
-          <w:rFonts w:ascii="Consolas" w:eastAsia="Times New Roman" w:hAnsi="Consolas" w:cs="Times New Roman"/>
-          <w:color w:val="CCCCCC"/>
-          <w:kern w:val="0"/>
-          <w:sz w:val="21"/>
-          <w:szCs w:val="21"/>
-          <w14:ligatures w14:val="none"/>
-        </w:rPr>
-        <w:t xml:space="preserve">{ </w:t>
-      </w:r>
-      <w:proofErr w:type="spellStart"/>
+        <w:t xml:space="preserve">({ </w:t>
+      </w:r>
       <w:r>
         <w:rPr>
           <w:rFonts w:ascii="Consolas" w:eastAsia="Times New Roman" w:hAnsi="Consolas" w:cs="Times New Roman"/>
@@ -4263,7 +4025,6 @@
         </w:rPr>
         <w:t>closeHour</w:t>
       </w:r>
-      <w:proofErr w:type="spellEnd"/>
       <w:r>
         <w:rPr>
           <w:rFonts w:ascii="Consolas" w:eastAsia="Times New Roman" w:hAnsi="Consolas" w:cs="Times New Roman"/>
@@ -4275,7 +4036,6 @@
         </w:rPr>
         <w:t xml:space="preserve">, </w:t>
       </w:r>
-      <w:proofErr w:type="spellStart"/>
       <w:r>
         <w:rPr>
           <w:rFonts w:ascii="Consolas" w:eastAsia="Times New Roman" w:hAnsi="Consolas" w:cs="Times New Roman"/>
@@ -4287,7 +4047,6 @@
         </w:rPr>
         <w:t>openHour</w:t>
       </w:r>
-      <w:proofErr w:type="spellEnd"/>
       <w:r>
         <w:rPr>
           <w:rFonts w:ascii="Consolas" w:eastAsia="Times New Roman" w:hAnsi="Consolas" w:cs="Times New Roman"/>
@@ -4406,7 +4165,6 @@
         </w:rPr>
         <w:t xml:space="preserve"> </w:t>
       </w:r>
-      <w:proofErr w:type="spellStart"/>
       <w:r>
         <w:rPr>
           <w:rFonts w:ascii="Consolas" w:eastAsia="Times New Roman" w:hAnsi="Consolas" w:cs="Times New Roman"/>
@@ -4418,7 +4176,6 @@
         </w:rPr>
         <w:t>className</w:t>
       </w:r>
-      <w:proofErr w:type="spellEnd"/>
       <w:r>
         <w:rPr>
           <w:rFonts w:ascii="Consolas" w:eastAsia="Times New Roman" w:hAnsi="Consolas" w:cs="Times New Roman"/>
@@ -4548,7 +4305,6 @@
         </w:rPr>
         <w:t>{</w:t>
       </w:r>
-      <w:proofErr w:type="spellStart"/>
       <w:r>
         <w:rPr>
           <w:rFonts w:ascii="Consolas" w:eastAsia="Times New Roman" w:hAnsi="Consolas" w:cs="Times New Roman"/>
@@ -4560,7 +4316,6 @@
         </w:rPr>
         <w:t>openHour</w:t>
       </w:r>
-      <w:proofErr w:type="spellEnd"/>
       <w:r>
         <w:rPr>
           <w:rFonts w:ascii="Consolas" w:eastAsia="Times New Roman" w:hAnsi="Consolas" w:cs="Times New Roman"/>
@@ -4594,7 +4349,6 @@
         </w:rPr>
         <w:t>{</w:t>
       </w:r>
-      <w:proofErr w:type="spellStart"/>
       <w:r>
         <w:rPr>
           <w:rFonts w:ascii="Consolas" w:eastAsia="Times New Roman" w:hAnsi="Consolas" w:cs="Times New Roman"/>
@@ -4606,7 +4360,6 @@
         </w:rPr>
         <w:t>closeHour</w:t>
       </w:r>
-      <w:proofErr w:type="spellEnd"/>
       <w:r>
         <w:rPr>
           <w:rFonts w:ascii="Consolas" w:eastAsia="Times New Roman" w:hAnsi="Consolas" w:cs="Times New Roman"/>
@@ -4627,21 +4380,8 @@
           <w:szCs w:val="21"/>
           <w14:ligatures w14:val="none"/>
         </w:rPr>
-        <w:t xml:space="preserve">:00. Come visit us or </w:t>
-      </w:r>
-      <w:proofErr w:type="gramStart"/>
-      <w:r>
-        <w:rPr>
-          <w:rFonts w:ascii="Consolas" w:eastAsia="Times New Roman" w:hAnsi="Consolas" w:cs="Times New Roman"/>
-          <w:color w:val="CCCCCC"/>
-          <w:kern w:val="0"/>
-          <w:sz w:val="21"/>
-          <w:szCs w:val="21"/>
-          <w14:ligatures w14:val="none"/>
-        </w:rPr>
-        <w:t>order</w:t>
-      </w:r>
-      <w:proofErr w:type="gramEnd"/>
+        <w:t>:00. Come visit us or order</w:t>
+      </w:r>
     </w:p>
     <w:p>
       <w:pPr>
@@ -4786,7 +4526,6 @@
         </w:rPr>
         <w:t xml:space="preserve"> </w:t>
       </w:r>
-      <w:proofErr w:type="spellStart"/>
       <w:r>
         <w:rPr>
           <w:rFonts w:ascii="Consolas" w:eastAsia="Times New Roman" w:hAnsi="Consolas" w:cs="Times New Roman"/>
@@ -4798,7 +4537,6 @@
         </w:rPr>
         <w:t>className</w:t>
       </w:r>
-      <w:proofErr w:type="spellEnd"/>
       <w:r>
         <w:rPr>
           <w:rFonts w:ascii="Consolas" w:eastAsia="Times New Roman" w:hAnsi="Consolas" w:cs="Times New Roman"/>
@@ -4819,31 +4557,7 @@
           <w:szCs w:val="21"/>
           <w14:ligatures w14:val="none"/>
         </w:rPr>
-        <w:t>"</w:t>
-      </w:r>
-      <w:proofErr w:type="spellStart"/>
-      <w:r>
-        <w:rPr>
-          <w:rFonts w:ascii="Consolas" w:eastAsia="Times New Roman" w:hAnsi="Consolas" w:cs="Times New Roman"/>
-          <w:color w:val="CE9178"/>
-          <w:kern w:val="0"/>
-          <w:sz w:val="21"/>
-          <w:szCs w:val="21"/>
-          <w14:ligatures w14:val="none"/>
-        </w:rPr>
-        <w:t>btn</w:t>
-      </w:r>
-      <w:proofErr w:type="spellEnd"/>
-      <w:r>
-        <w:rPr>
-          <w:rFonts w:ascii="Consolas" w:eastAsia="Times New Roman" w:hAnsi="Consolas" w:cs="Times New Roman"/>
-          <w:color w:val="CE9178"/>
-          <w:kern w:val="0"/>
-          <w:sz w:val="21"/>
-          <w:szCs w:val="21"/>
-          <w14:ligatures w14:val="none"/>
-        </w:rPr>
-        <w:t>"</w:t>
+        <w:t>"btn"</w:t>
       </w:r>
       <w:r>
         <w:rPr>
@@ -5021,15 +4735,7 @@
         </w:numPr>
       </w:pPr>
       <w:r>
-        <w:t xml:space="preserve">Fragments are used to render both </w:t>
-      </w:r>
-      <w:proofErr w:type="gramStart"/>
-      <w:r>
-        <w:t>element</w:t>
-      </w:r>
-      <w:proofErr w:type="gramEnd"/>
-      <w:r>
-        <w:t xml:space="preserve"> </w:t>
+        <w:t xml:space="preserve">Fragments are used to render both element </w:t>
       </w:r>
       <w:r>
         <w:t>separately in a JSX where we have to return a single unit.</w:t>
@@ -5037,6 +4743,11 @@
       <w:r>
         <w:t xml:space="preserve"> “&lt;&gt; &lt;/&gt;”</w:t>
       </w:r>
+    </w:p>
+    <w:p>
+      <w:pPr>
+        <w:pStyle w:val="ListParagraph"/>
+      </w:pPr>
     </w:p>
     <w:p/>
     <w:p/>
@@ -5045,7 +4756,6 @@
     <w:p/>
     <w:p/>
     <w:p/>
-    <w:p/>
     <w:p>
       <w:pPr>
         <w:pStyle w:val="Heading1"/>
@@ -5054,7 +4764,6 @@
         <w:rPr>
           <w:highlight w:val="yellow"/>
         </w:rPr>
-        <w:lastRenderedPageBreak/>
         <w:t>CREATING NEXT APP</w:t>
       </w:r>
     </w:p>
@@ -5122,22 +4831,12 @@
       <w:r>
         <w:t xml:space="preserve">&gt; </w:t>
       </w:r>
-      <w:proofErr w:type="spellStart"/>
-      <w:r>
-        <w:t>childrentextelementanything</w:t>
-      </w:r>
-      <w:proofErr w:type="spellEnd"/>
-      <w:r>
-        <w:t xml:space="preserve"> &lt;/TAG&gt; and </w:t>
-      </w:r>
-      <w:proofErr w:type="gramStart"/>
-      <w:r>
-        <w:t>then</w:t>
+      <w:r>
+        <w:t>childrentextelementanything &lt;/TAG&gt; and then</w:t>
       </w:r>
       <w:r>
         <w:t>,,,,</w:t>
       </w:r>
-      <w:proofErr w:type="gramEnd"/>
       <w:r>
         <w:t xml:space="preserve"> </w:t>
       </w:r>
@@ -5147,15 +4846,7 @@
         <w:pStyle w:val="ListParagraph"/>
       </w:pPr>
       <w:r>
-        <w:t xml:space="preserve">function </w:t>
-      </w:r>
-      <w:proofErr w:type="gramStart"/>
-      <w:r>
-        <w:t>TAG(</w:t>
-      </w:r>
-      <w:proofErr w:type="gramEnd"/>
-      <w:r>
-        <w:t>{ children}){   …..  }</w:t>
+        <w:t>function TAG({ children}){   …..  }</w:t>
       </w:r>
     </w:p>
     <w:p>
@@ -5165,6 +4856,743 @@
           <w:ilvl w:val="0"/>
           <w:numId w:val="1"/>
         </w:numPr>
+      </w:pPr>
+      <w:r>
+        <w:t xml:space="preserve">Renders </w:t>
+      </w:r>
+      <w:r>
+        <w:t xml:space="preserve">process creates a new </w:t>
+      </w:r>
+      <w:r>
+        <w:t xml:space="preserve"> virtual DOM </w:t>
+      </w:r>
+      <w:r>
+        <w:t>wh</w:t>
+      </w:r>
+      <w:r>
+        <w:t>ere</w:t>
+      </w:r>
+      <w:r>
+        <w:t xml:space="preserve"> reconciliation </w:t>
+      </w:r>
+      <w:r>
+        <w:t xml:space="preserve">takes place and changes the Fiber tree </w:t>
+      </w:r>
+      <w:r>
+        <w:t>and DOM get’s updated.</w:t>
+      </w:r>
+    </w:p>
+    <w:p>
+      <w:pPr>
+        <w:pStyle w:val="ListParagraph"/>
+        <w:numPr>
+          <w:ilvl w:val="0"/>
+          <w:numId w:val="1"/>
+        </w:numPr>
+      </w:pPr>
+      <w:r>
+        <w:t>Npm I json-server to install fake server.</w:t>
+      </w:r>
+    </w:p>
+    <w:p>
+      <w:pPr>
+        <w:pStyle w:val="ListParagraph"/>
+        <w:numPr>
+          <w:ilvl w:val="0"/>
+          <w:numId w:val="1"/>
+        </w:numPr>
+        <w:shd w:val="clear" w:color="auto" w:fill="1F1F1F"/>
+        <w:spacing w:after="0" w:line="285" w:lineRule="atLeast"/>
+        <w:rPr>
+          <w:rFonts w:ascii="Consolas" w:eastAsia="Times New Roman" w:hAnsi="Consolas" w:cs="Times New Roman"/>
+          <w:color w:val="CCCCCC"/>
+          <w:kern w:val="0"/>
+          <w:sz w:val="21"/>
+          <w:szCs w:val="21"/>
+          <w14:ligatures w14:val="none"/>
+        </w:rPr>
+      </w:pPr>
+      <w:r>
+        <w:rPr>
+          <w:rFonts w:ascii="Consolas" w:eastAsia="Times New Roman" w:hAnsi="Consolas" w:cs="Times New Roman"/>
+          <w:color w:val="9CDCFE"/>
+          <w:kern w:val="0"/>
+          <w:sz w:val="21"/>
+          <w:szCs w:val="21"/>
+          <w14:ligatures w14:val="none"/>
+        </w:rPr>
+        <w:t>"server"</w:t>
+      </w:r>
+      <w:r>
+        <w:rPr>
+          <w:rFonts w:ascii="Consolas" w:eastAsia="Times New Roman" w:hAnsi="Consolas" w:cs="Times New Roman"/>
+          <w:color w:val="CCCCCC"/>
+          <w:kern w:val="0"/>
+          <w:sz w:val="21"/>
+          <w:szCs w:val="21"/>
+          <w14:ligatures w14:val="none"/>
+        </w:rPr>
+        <w:t xml:space="preserve">: </w:t>
+      </w:r>
+      <w:r>
+        <w:rPr>
+          <w:rFonts w:ascii="Consolas" w:eastAsia="Times New Roman" w:hAnsi="Consolas" w:cs="Times New Roman"/>
+          <w:color w:val="CE9178"/>
+          <w:kern w:val="0"/>
+          <w:sz w:val="21"/>
+          <w:szCs w:val="21"/>
+          <w14:ligatures w14:val="none"/>
+        </w:rPr>
+        <w:t>"json-server --watch src/Data/questions.json --port 8000"</w:t>
+      </w:r>
+    </w:p>
+    <w:p>
+      <w:pPr>
+        <w:pStyle w:val="ListParagraph"/>
+        <w:numPr>
+          <w:ilvl w:val="0"/>
+          <w:numId w:val="1"/>
+        </w:numPr>
+      </w:pPr>
+      <w:r>
+        <w:t xml:space="preserve">to turn what json file to get in the fake server </w:t>
+      </w:r>
+    </w:p>
+    <w:p>
+      <w:pPr>
+        <w:pStyle w:val="ListParagraph"/>
+        <w:numPr>
+          <w:ilvl w:val="0"/>
+          <w:numId w:val="1"/>
+        </w:numPr>
+      </w:pPr>
+      <w:r>
+        <w:t>In last npm run server.</w:t>
+      </w:r>
+    </w:p>
+    <w:p>
+      <w:pPr>
+        <w:pStyle w:val="ListParagraph"/>
+      </w:pPr>
+    </w:p>
+    <w:p>
+      <w:pPr>
+        <w:pStyle w:val="ListParagraph"/>
+      </w:pPr>
+    </w:p>
+    <w:p>
+      <w:pPr>
+        <w:pStyle w:val="ListParagraph"/>
+        <w:rPr>
+          <w:sz w:val="40"/>
+          <w:szCs w:val="40"/>
+        </w:rPr>
+      </w:pPr>
+      <w:r>
+        <w:rPr>
+          <w:sz w:val="40"/>
+          <w:szCs w:val="40"/>
+        </w:rPr>
+        <w:t>WorldWise APP</w:t>
+      </w:r>
+    </w:p>
+    <w:p>
+      <w:pPr>
+        <w:pStyle w:val="ListParagraph"/>
+      </w:pPr>
+    </w:p>
+    <w:p>
+      <w:pPr>
+        <w:pStyle w:val="ListParagraph"/>
+        <w:numPr>
+          <w:ilvl w:val="0"/>
+          <w:numId w:val="1"/>
+        </w:numPr>
+      </w:pPr>
+      <w:r>
+        <w:t>npm create vite@4</w:t>
+      </w:r>
+    </w:p>
+    <w:p>
+      <w:pPr>
+        <w:pStyle w:val="ListParagraph"/>
+        <w:numPr>
+          <w:ilvl w:val="0"/>
+          <w:numId w:val="1"/>
+        </w:numPr>
+      </w:pPr>
+      <w:r>
+        <w:t>npm run dev</w:t>
+      </w:r>
+    </w:p>
+    <w:p>
+      <w:pPr>
+        <w:pStyle w:val="ListParagraph"/>
+        <w:numPr>
+          <w:ilvl w:val="0"/>
+          <w:numId w:val="1"/>
+        </w:numPr>
+      </w:pPr>
+      <w:r>
+        <w:t>npm install eslint vite-plugin-eslint eslint-config-react-app --save-dev</w:t>
+      </w:r>
+    </w:p>
+    <w:p>
+      <w:pPr>
+        <w:pStyle w:val="ListParagraph"/>
+        <w:numPr>
+          <w:ilvl w:val="0"/>
+          <w:numId w:val="1"/>
+        </w:numPr>
+      </w:pPr>
+      <w:r>
+        <w:t>single Page application and react router.</w:t>
+      </w:r>
+    </w:p>
+    <w:p>
+      <w:pPr>
+        <w:pStyle w:val="ListParagraph"/>
+        <w:numPr>
+          <w:ilvl w:val="0"/>
+          <w:numId w:val="1"/>
+        </w:numPr>
+        <w:shd w:val="clear" w:color="auto" w:fill="1F1F1F"/>
+        <w:spacing w:after="0" w:line="285" w:lineRule="atLeast"/>
+        <w:rPr>
+          <w:rFonts w:ascii="Consolas" w:eastAsia="Times New Roman" w:hAnsi="Consolas" w:cs="Times New Roman"/>
+          <w:color w:val="CCCCCC"/>
+          <w:kern w:val="0"/>
+          <w:sz w:val="21"/>
+          <w:szCs w:val="21"/>
+          <w14:ligatures w14:val="none"/>
+        </w:rPr>
+      </w:pPr>
+      <w:r>
+        <w:rPr>
+          <w:rFonts w:ascii="Consolas" w:eastAsia="Times New Roman" w:hAnsi="Consolas" w:cs="Times New Roman"/>
+          <w:color w:val="C586C0"/>
+          <w:kern w:val="0"/>
+          <w:sz w:val="21"/>
+          <w:szCs w:val="21"/>
+          <w14:ligatures w14:val="none"/>
+        </w:rPr>
+        <w:t>import</w:t>
+      </w:r>
+      <w:r>
+        <w:rPr>
+          <w:rFonts w:ascii="Consolas" w:eastAsia="Times New Roman" w:hAnsi="Consolas" w:cs="Times New Roman"/>
+          <w:color w:val="CCCCCC"/>
+          <w:kern w:val="0"/>
+          <w:sz w:val="21"/>
+          <w:szCs w:val="21"/>
+          <w14:ligatures w14:val="none"/>
+        </w:rPr>
+        <w:t xml:space="preserve"> </w:t>
+      </w:r>
+      <w:r>
+        <w:rPr>
+          <w:rFonts w:ascii="Consolas" w:eastAsia="Times New Roman" w:hAnsi="Consolas" w:cs="Times New Roman"/>
+          <w:color w:val="9CDCFE"/>
+          <w:kern w:val="0"/>
+          <w:sz w:val="21"/>
+          <w:szCs w:val="21"/>
+          <w14:ligatures w14:val="none"/>
+        </w:rPr>
+        <w:t>eslint</w:t>
+      </w:r>
+      <w:r>
+        <w:rPr>
+          <w:rFonts w:ascii="Consolas" w:eastAsia="Times New Roman" w:hAnsi="Consolas" w:cs="Times New Roman"/>
+          <w:color w:val="CCCCCC"/>
+          <w:kern w:val="0"/>
+          <w:sz w:val="21"/>
+          <w:szCs w:val="21"/>
+          <w14:ligatures w14:val="none"/>
+        </w:rPr>
+        <w:t xml:space="preserve"> </w:t>
+      </w:r>
+      <w:r>
+        <w:rPr>
+          <w:rFonts w:ascii="Consolas" w:eastAsia="Times New Roman" w:hAnsi="Consolas" w:cs="Times New Roman"/>
+          <w:color w:val="C586C0"/>
+          <w:kern w:val="0"/>
+          <w:sz w:val="21"/>
+          <w:szCs w:val="21"/>
+          <w14:ligatures w14:val="none"/>
+        </w:rPr>
+        <w:t>from</w:t>
+      </w:r>
+      <w:r>
+        <w:rPr>
+          <w:rFonts w:ascii="Consolas" w:eastAsia="Times New Roman" w:hAnsi="Consolas" w:cs="Times New Roman"/>
+          <w:color w:val="CCCCCC"/>
+          <w:kern w:val="0"/>
+          <w:sz w:val="21"/>
+          <w:szCs w:val="21"/>
+          <w14:ligatures w14:val="none"/>
+        </w:rPr>
+        <w:t xml:space="preserve"> </w:t>
+      </w:r>
+      <w:r>
+        <w:rPr>
+          <w:rFonts w:ascii="Consolas" w:eastAsia="Times New Roman" w:hAnsi="Consolas" w:cs="Times New Roman"/>
+          <w:color w:val="CE9178"/>
+          <w:kern w:val="0"/>
+          <w:sz w:val="21"/>
+          <w:szCs w:val="21"/>
+          <w14:ligatures w14:val="none"/>
+        </w:rPr>
+        <w:t>"vite-plugin-eslint"</w:t>
+      </w:r>
+      <w:r>
+        <w:rPr>
+          <w:rFonts w:ascii="Consolas" w:eastAsia="Times New Roman" w:hAnsi="Consolas" w:cs="Times New Roman"/>
+          <w:color w:val="CCCCCC"/>
+          <w:kern w:val="0"/>
+          <w:sz w:val="21"/>
+          <w:szCs w:val="21"/>
+          <w14:ligatures w14:val="none"/>
+        </w:rPr>
+        <w:t>;</w:t>
+      </w:r>
+    </w:p>
+    <w:p>
+      <w:pPr>
+        <w:pStyle w:val="ListParagraph"/>
+        <w:numPr>
+          <w:ilvl w:val="0"/>
+          <w:numId w:val="1"/>
+        </w:numPr>
+        <w:shd w:val="clear" w:color="auto" w:fill="1F1F1F"/>
+        <w:spacing w:after="0" w:line="285" w:lineRule="atLeast"/>
+        <w:rPr>
+          <w:rFonts w:ascii="Consolas" w:eastAsia="Times New Roman" w:hAnsi="Consolas" w:cs="Times New Roman"/>
+          <w:color w:val="CCCCCC"/>
+          <w:kern w:val="0"/>
+          <w:sz w:val="21"/>
+          <w:szCs w:val="21"/>
+          <w14:ligatures w14:val="none"/>
+        </w:rPr>
+      </w:pPr>
+      <w:r>
+        <w:rPr>
+          <w:rFonts w:ascii="Consolas" w:eastAsia="Times New Roman" w:hAnsi="Consolas" w:cs="Times New Roman"/>
+          <w:color w:val="9CDCFE"/>
+          <w:kern w:val="0"/>
+          <w:sz w:val="21"/>
+          <w:szCs w:val="21"/>
+          <w14:ligatures w14:val="none"/>
+        </w:rPr>
+        <w:t>plugins:</w:t>
+      </w:r>
+      <w:r>
+        <w:rPr>
+          <w:rFonts w:ascii="Consolas" w:eastAsia="Times New Roman" w:hAnsi="Consolas" w:cs="Times New Roman"/>
+          <w:color w:val="CCCCCC"/>
+          <w:kern w:val="0"/>
+          <w:sz w:val="21"/>
+          <w:szCs w:val="21"/>
+          <w14:ligatures w14:val="none"/>
+        </w:rPr>
+        <w:t xml:space="preserve"> [</w:t>
+      </w:r>
+      <w:r>
+        <w:rPr>
+          <w:rFonts w:ascii="Consolas" w:eastAsia="Times New Roman" w:hAnsi="Consolas" w:cs="Times New Roman"/>
+          <w:color w:val="DCDCAA"/>
+          <w:kern w:val="0"/>
+          <w:sz w:val="21"/>
+          <w:szCs w:val="21"/>
+          <w14:ligatures w14:val="none"/>
+        </w:rPr>
+        <w:t>react</w:t>
+      </w:r>
+      <w:r>
+        <w:rPr>
+          <w:rFonts w:ascii="Consolas" w:eastAsia="Times New Roman" w:hAnsi="Consolas" w:cs="Times New Roman"/>
+          <w:color w:val="CCCCCC"/>
+          <w:kern w:val="0"/>
+          <w:sz w:val="21"/>
+          <w:szCs w:val="21"/>
+          <w14:ligatures w14:val="none"/>
+        </w:rPr>
+        <w:t xml:space="preserve">(), </w:t>
+      </w:r>
+      <w:r>
+        <w:rPr>
+          <w:rFonts w:ascii="Consolas" w:eastAsia="Times New Roman" w:hAnsi="Consolas" w:cs="Times New Roman"/>
+          <w:color w:val="DCDCAA"/>
+          <w:kern w:val="0"/>
+          <w:sz w:val="21"/>
+          <w:szCs w:val="21"/>
+          <w14:ligatures w14:val="none"/>
+        </w:rPr>
+        <w:t>eslint</w:t>
+      </w:r>
+      <w:r>
+        <w:rPr>
+          <w:rFonts w:ascii="Consolas" w:eastAsia="Times New Roman" w:hAnsi="Consolas" w:cs="Times New Roman"/>
+          <w:color w:val="CCCCCC"/>
+          <w:kern w:val="0"/>
+          <w:sz w:val="21"/>
+          <w:szCs w:val="21"/>
+          <w14:ligatures w14:val="none"/>
+        </w:rPr>
+        <w:t>()],</w:t>
+      </w:r>
+    </w:p>
+    <w:p>
+      <w:pPr>
+        <w:pStyle w:val="ListParagraph"/>
+      </w:pPr>
+    </w:p>
+    <w:p>
+      <w:pPr>
+        <w:shd w:val="clear" w:color="auto" w:fill="1F1F1F"/>
+        <w:spacing w:after="0" w:line="285" w:lineRule="atLeast"/>
+        <w:rPr>
+          <w:rFonts w:ascii="Consolas" w:eastAsia="Times New Roman" w:hAnsi="Consolas" w:cs="Times New Roman"/>
+          <w:color w:val="CCCCCC"/>
+          <w:kern w:val="0"/>
+          <w:sz w:val="21"/>
+          <w:szCs w:val="21"/>
+          <w14:ligatures w14:val="none"/>
+        </w:rPr>
+      </w:pPr>
+      <w:r>
+        <w:rPr>
+          <w:rFonts w:ascii="Consolas" w:eastAsia="Times New Roman" w:hAnsi="Consolas" w:cs="Times New Roman"/>
+          <w:color w:val="CCCCCC"/>
+          <w:kern w:val="0"/>
+          <w:sz w:val="21"/>
+          <w:szCs w:val="21"/>
+          <w14:ligatures w14:val="none"/>
+        </w:rPr>
+        <w:t> </w:t>
+      </w:r>
+      <w:r>
+        <w:rPr>
+          <w:rFonts w:ascii="Consolas" w:eastAsia="Times New Roman" w:hAnsi="Consolas" w:cs="Times New Roman"/>
+          <w:color w:val="9CDCFE"/>
+          <w:kern w:val="0"/>
+          <w:sz w:val="21"/>
+          <w:szCs w:val="21"/>
+          <w14:ligatures w14:val="none"/>
+        </w:rPr>
+        <w:t>extends:</w:t>
+      </w:r>
+      <w:r>
+        <w:rPr>
+          <w:rFonts w:ascii="Consolas" w:eastAsia="Times New Roman" w:hAnsi="Consolas" w:cs="Times New Roman"/>
+          <w:color w:val="CCCCCC"/>
+          <w:kern w:val="0"/>
+          <w:sz w:val="21"/>
+          <w:szCs w:val="21"/>
+          <w14:ligatures w14:val="none"/>
+        </w:rPr>
+        <w:t xml:space="preserve"> [</w:t>
+      </w:r>
+    </w:p>
+    <w:p>
+      <w:pPr>
+        <w:shd w:val="clear" w:color="auto" w:fill="1F1F1F"/>
+        <w:spacing w:after="0" w:line="285" w:lineRule="atLeast"/>
+        <w:rPr>
+          <w:rFonts w:ascii="Consolas" w:eastAsia="Times New Roman" w:hAnsi="Consolas" w:cs="Times New Roman"/>
+          <w:color w:val="CCCCCC"/>
+          <w:kern w:val="0"/>
+          <w:sz w:val="21"/>
+          <w:szCs w:val="21"/>
+          <w14:ligatures w14:val="none"/>
+        </w:rPr>
+      </w:pPr>
+      <w:r>
+        <w:rPr>
+          <w:rFonts w:ascii="Consolas" w:eastAsia="Times New Roman" w:hAnsi="Consolas" w:cs="Times New Roman"/>
+          <w:color w:val="CCCCCC"/>
+          <w:kern w:val="0"/>
+          <w:sz w:val="21"/>
+          <w:szCs w:val="21"/>
+          <w14:ligatures w14:val="none"/>
+        </w:rPr>
+        <w:t xml:space="preserve">    </w:t>
+      </w:r>
+      <w:r>
+        <w:rPr>
+          <w:rFonts w:ascii="Consolas" w:eastAsia="Times New Roman" w:hAnsi="Consolas" w:cs="Times New Roman"/>
+          <w:color w:val="CE9178"/>
+          <w:kern w:val="0"/>
+          <w:sz w:val="21"/>
+          <w:szCs w:val="21"/>
+          <w14:ligatures w14:val="none"/>
+        </w:rPr>
+        <w:t>"eslint:recommended"</w:t>
+      </w:r>
+      <w:r>
+        <w:rPr>
+          <w:rFonts w:ascii="Consolas" w:eastAsia="Times New Roman" w:hAnsi="Consolas" w:cs="Times New Roman"/>
+          <w:color w:val="CCCCCC"/>
+          <w:kern w:val="0"/>
+          <w:sz w:val="21"/>
+          <w:szCs w:val="21"/>
+          <w14:ligatures w14:val="none"/>
+        </w:rPr>
+        <w:t>,</w:t>
+      </w:r>
+    </w:p>
+    <w:p>
+      <w:pPr>
+        <w:shd w:val="clear" w:color="auto" w:fill="1F1F1F"/>
+        <w:spacing w:after="0" w:line="285" w:lineRule="atLeast"/>
+        <w:rPr>
+          <w:rFonts w:ascii="Consolas" w:eastAsia="Times New Roman" w:hAnsi="Consolas" w:cs="Times New Roman"/>
+          <w:color w:val="CCCCCC"/>
+          <w:kern w:val="0"/>
+          <w:sz w:val="21"/>
+          <w:szCs w:val="21"/>
+          <w14:ligatures w14:val="none"/>
+        </w:rPr>
+      </w:pPr>
+      <w:r>
+        <w:rPr>
+          <w:rFonts w:ascii="Consolas" w:eastAsia="Times New Roman" w:hAnsi="Consolas" w:cs="Times New Roman"/>
+          <w:color w:val="CCCCCC"/>
+          <w:kern w:val="0"/>
+          <w:sz w:val="21"/>
+          <w:szCs w:val="21"/>
+          <w14:ligatures w14:val="none"/>
+        </w:rPr>
+        <w:t xml:space="preserve">    </w:t>
+      </w:r>
+      <w:r>
+        <w:rPr>
+          <w:rFonts w:ascii="Consolas" w:eastAsia="Times New Roman" w:hAnsi="Consolas" w:cs="Times New Roman"/>
+          <w:color w:val="CE9178"/>
+          <w:kern w:val="0"/>
+          <w:sz w:val="21"/>
+          <w:szCs w:val="21"/>
+          <w14:ligatures w14:val="none"/>
+        </w:rPr>
+        <w:t>"plugin:react/recommended"</w:t>
+      </w:r>
+      <w:r>
+        <w:rPr>
+          <w:rFonts w:ascii="Consolas" w:eastAsia="Times New Roman" w:hAnsi="Consolas" w:cs="Times New Roman"/>
+          <w:color w:val="CCCCCC"/>
+          <w:kern w:val="0"/>
+          <w:sz w:val="21"/>
+          <w:szCs w:val="21"/>
+          <w14:ligatures w14:val="none"/>
+        </w:rPr>
+        <w:t>,</w:t>
+      </w:r>
+    </w:p>
+    <w:p>
+      <w:pPr>
+        <w:shd w:val="clear" w:color="auto" w:fill="1F1F1F"/>
+        <w:spacing w:after="0" w:line="285" w:lineRule="atLeast"/>
+        <w:rPr>
+          <w:rFonts w:ascii="Consolas" w:eastAsia="Times New Roman" w:hAnsi="Consolas" w:cs="Times New Roman"/>
+          <w:color w:val="CCCCCC"/>
+          <w:kern w:val="0"/>
+          <w:sz w:val="21"/>
+          <w:szCs w:val="21"/>
+          <w14:ligatures w14:val="none"/>
+        </w:rPr>
+      </w:pPr>
+      <w:r>
+        <w:rPr>
+          <w:rFonts w:ascii="Consolas" w:eastAsia="Times New Roman" w:hAnsi="Consolas" w:cs="Times New Roman"/>
+          <w:color w:val="CCCCCC"/>
+          <w:kern w:val="0"/>
+          <w:sz w:val="21"/>
+          <w:szCs w:val="21"/>
+          <w14:ligatures w14:val="none"/>
+        </w:rPr>
+        <w:t xml:space="preserve">    </w:t>
+      </w:r>
+      <w:r>
+        <w:rPr>
+          <w:rFonts w:ascii="Consolas" w:eastAsia="Times New Roman" w:hAnsi="Consolas" w:cs="Times New Roman"/>
+          <w:color w:val="CE9178"/>
+          <w:kern w:val="0"/>
+          <w:sz w:val="21"/>
+          <w:szCs w:val="21"/>
+          <w14:ligatures w14:val="none"/>
+        </w:rPr>
+        <w:t>"plugin:react/jsx-runtime"</w:t>
+      </w:r>
+      <w:r>
+        <w:rPr>
+          <w:rFonts w:ascii="Consolas" w:eastAsia="Times New Roman" w:hAnsi="Consolas" w:cs="Times New Roman"/>
+          <w:color w:val="CCCCCC"/>
+          <w:kern w:val="0"/>
+          <w:sz w:val="21"/>
+          <w:szCs w:val="21"/>
+          <w14:ligatures w14:val="none"/>
+        </w:rPr>
+        <w:t>,</w:t>
+      </w:r>
+    </w:p>
+    <w:p>
+      <w:pPr>
+        <w:shd w:val="clear" w:color="auto" w:fill="1F1F1F"/>
+        <w:spacing w:after="0" w:line="285" w:lineRule="atLeast"/>
+        <w:rPr>
+          <w:rFonts w:ascii="Consolas" w:eastAsia="Times New Roman" w:hAnsi="Consolas" w:cs="Times New Roman"/>
+          <w:color w:val="CCCCCC"/>
+          <w:kern w:val="0"/>
+          <w:sz w:val="21"/>
+          <w:szCs w:val="21"/>
+          <w14:ligatures w14:val="none"/>
+        </w:rPr>
+      </w:pPr>
+      <w:r>
+        <w:rPr>
+          <w:rFonts w:ascii="Consolas" w:eastAsia="Times New Roman" w:hAnsi="Consolas" w:cs="Times New Roman"/>
+          <w:color w:val="CCCCCC"/>
+          <w:kern w:val="0"/>
+          <w:sz w:val="21"/>
+          <w:szCs w:val="21"/>
+          <w14:ligatures w14:val="none"/>
+        </w:rPr>
+        <w:t xml:space="preserve">    </w:t>
+      </w:r>
+      <w:r>
+        <w:rPr>
+          <w:rFonts w:ascii="Consolas" w:eastAsia="Times New Roman" w:hAnsi="Consolas" w:cs="Times New Roman"/>
+          <w:color w:val="CE9178"/>
+          <w:kern w:val="0"/>
+          <w:sz w:val="21"/>
+          <w:szCs w:val="21"/>
+          <w14:ligatures w14:val="none"/>
+        </w:rPr>
+        <w:t>"plugin:react-hooks/recommended"</w:t>
+      </w:r>
+      <w:r>
+        <w:rPr>
+          <w:rFonts w:ascii="Consolas" w:eastAsia="Times New Roman" w:hAnsi="Consolas" w:cs="Times New Roman"/>
+          <w:color w:val="CCCCCC"/>
+          <w:kern w:val="0"/>
+          <w:sz w:val="21"/>
+          <w:szCs w:val="21"/>
+          <w14:ligatures w14:val="none"/>
+        </w:rPr>
+        <w:t>,</w:t>
+      </w:r>
+    </w:p>
+    <w:p>
+      <w:pPr>
+        <w:shd w:val="clear" w:color="auto" w:fill="1F1F1F"/>
+        <w:spacing w:after="0" w:line="285" w:lineRule="atLeast"/>
+        <w:rPr>
+          <w:rFonts w:ascii="Consolas" w:eastAsia="Times New Roman" w:hAnsi="Consolas" w:cs="Times New Roman"/>
+          <w:color w:val="CCCCCC"/>
+          <w:kern w:val="0"/>
+          <w:sz w:val="21"/>
+          <w:szCs w:val="21"/>
+          <w14:ligatures w14:val="none"/>
+        </w:rPr>
+      </w:pPr>
+      <w:r>
+        <w:rPr>
+          <w:rFonts w:ascii="Consolas" w:eastAsia="Times New Roman" w:hAnsi="Consolas" w:cs="Times New Roman"/>
+          <w:color w:val="CCCCCC"/>
+          <w:kern w:val="0"/>
+          <w:sz w:val="21"/>
+          <w:szCs w:val="21"/>
+          <w14:ligatures w14:val="none"/>
+        </w:rPr>
+        <w:t xml:space="preserve">    </w:t>
+      </w:r>
+      <w:r>
+        <w:rPr>
+          <w:rFonts w:ascii="Consolas" w:eastAsia="Times New Roman" w:hAnsi="Consolas" w:cs="Times New Roman"/>
+          <w:color w:val="CE9178"/>
+          <w:kern w:val="0"/>
+          <w:sz w:val="21"/>
+          <w:szCs w:val="21"/>
+          <w14:ligatures w14:val="none"/>
+        </w:rPr>
+        <w:t>"react-app"</w:t>
+      </w:r>
+      <w:r>
+        <w:rPr>
+          <w:rFonts w:ascii="Consolas" w:eastAsia="Times New Roman" w:hAnsi="Consolas" w:cs="Times New Roman"/>
+          <w:color w:val="CCCCCC"/>
+          <w:kern w:val="0"/>
+          <w:sz w:val="21"/>
+          <w:szCs w:val="21"/>
+          <w14:ligatures w14:val="none"/>
+        </w:rPr>
+        <w:t>,</w:t>
+      </w:r>
+    </w:p>
+    <w:p>
+      <w:pPr>
+        <w:shd w:val="clear" w:color="auto" w:fill="1F1F1F"/>
+        <w:spacing w:after="0" w:line="285" w:lineRule="atLeast"/>
+        <w:rPr>
+          <w:rFonts w:ascii="Consolas" w:eastAsia="Times New Roman" w:hAnsi="Consolas" w:cs="Times New Roman"/>
+          <w:color w:val="CCCCCC"/>
+          <w:kern w:val="0"/>
+          <w:sz w:val="21"/>
+          <w:szCs w:val="21"/>
+          <w14:ligatures w14:val="none"/>
+        </w:rPr>
+      </w:pPr>
+      <w:r>
+        <w:rPr>
+          <w:rFonts w:ascii="Consolas" w:eastAsia="Times New Roman" w:hAnsi="Consolas" w:cs="Times New Roman"/>
+          <w:color w:val="CCCCCC"/>
+          <w:kern w:val="0"/>
+          <w:sz w:val="21"/>
+          <w:szCs w:val="21"/>
+          <w14:ligatures w14:val="none"/>
+        </w:rPr>
+        <w:t>  ],</w:t>
+      </w:r>
+    </w:p>
+    <w:p>
+      <w:pPr>
+        <w:pStyle w:val="ListParagraph"/>
+      </w:pPr>
+    </w:p>
+    <w:p>
+      <w:pPr>
+        <w:pStyle w:val="ListParagraph"/>
+        <w:numPr>
+          <w:ilvl w:val="0"/>
+          <w:numId w:val="1"/>
+        </w:numPr>
+      </w:pPr>
+      <w:r>
+        <w:t>npm i react-router-dom</w:t>
+      </w:r>
+      <w:r>
+        <w:t>@6</w:t>
+      </w:r>
+    </w:p>
+    <w:p>
+      <w:pPr>
+        <w:pStyle w:val="ListParagraph"/>
+        <w:numPr>
+          <w:ilvl w:val="0"/>
+          <w:numId w:val="1"/>
+        </w:numPr>
+      </w:pPr>
+      <w:r>
+        <w:t>npm i react-leaflet leaflet</w:t>
+      </w:r>
+    </w:p>
+    <w:p>
+      <w:pPr>
+        <w:pStyle w:val="ListParagraph"/>
+      </w:pPr>
+    </w:p>
+    <w:p>
+      <w:pPr>
+        <w:pStyle w:val="ListParagraph"/>
       </w:pPr>
     </w:p>
     <w:sectPr>
@@ -5182,7 +5610,7 @@
   <w:abstractNum w:abstractNumId="0" w15:restartNumberingAfterBreak="0">
     <w:nsid w:val="53407282"/>
     <w:multiLevelType w:val="hybridMultilevel"/>
-    <w:tmpl w:val="DC204530"/>
+    <w:tmpl w:val="2D522190"/>
     <w:lvl w:ilvl="0" w:tplc="04090001">
       <w:start w:val="1"/>
       <w:numFmt w:val="bullet"/>
